--- a/Exam Work/WEBSITE VISUAL DESIGN for Greenfield Local  hub.docx
+++ b/Exam Work/WEBSITE VISUAL DESIGN for Greenfield Local  hub.docx
@@ -612,868 +612,1090 @@
         </w:p>
       </w:sdtContent>
     </w:sdt>
-    <w:p>
-      <w:pPr>
-        <w:pStyle w:val="Heading1"/>
-      </w:pPr>
-      <w:r>
-        <w:lastRenderedPageBreak/>
-        <w:t xml:space="preserve">Content </w:t>
-      </w:r>
-    </w:p>
-    <w:p>
-      <w:pPr>
-        <w:pStyle w:val="TOC1"/>
-        <w:tabs>
-          <w:tab w:val="right" w:leader="dot" w:pos="9016"/>
-        </w:tabs>
-        <w:rPr>
-          <w:rFonts w:eastAsiaTheme="minorEastAsia"/>
-          <w:noProof/>
-          <w:color w:val="000000" w:themeColor="text1"/>
-          <w:lang w:eastAsia="ko-KR"/>
-        </w:rPr>
-      </w:pPr>
-      <w:hyperlink w:anchor="_Toc218246620" w:history="1">
-        <w:r>
-          <w:rPr>
-            <w:rStyle w:val="Hyperlink"/>
-            <w:noProof/>
-            <w:color w:val="000000" w:themeColor="text1"/>
-            <w:u w:val="none"/>
-          </w:rPr>
-          <w:t>Sitemap</w:t>
-        </w:r>
-        <w:r>
-          <w:rPr>
-            <w:noProof/>
-            <w:webHidden/>
-            <w:color w:val="000000" w:themeColor="text1"/>
-          </w:rPr>
-          <w:tab/>
-        </w:r>
-        <w:r>
-          <w:rPr>
-            <w:noProof/>
-            <w:webHidden/>
-            <w:color w:val="000000" w:themeColor="text1"/>
-          </w:rPr>
-          <w:t>6</w:t>
-        </w:r>
-      </w:hyperlink>
-    </w:p>
-    <w:p>
-      <w:pPr>
-        <w:pStyle w:val="TOC1"/>
-        <w:tabs>
-          <w:tab w:val="right" w:leader="dot" w:pos="9016"/>
-        </w:tabs>
-        <w:rPr>
-          <w:rFonts w:eastAsiaTheme="minorEastAsia"/>
-          <w:noProof/>
-          <w:color w:val="000000" w:themeColor="text1"/>
-          <w:lang w:eastAsia="ko-KR"/>
-        </w:rPr>
-      </w:pPr>
-      <w:hyperlink w:anchor="_Toc218246621" w:history="1">
-        <w:r>
-          <w:rPr>
-            <w:rStyle w:val="Hyperlink"/>
-            <w:noProof/>
-            <w:color w:val="000000" w:themeColor="text1"/>
-            <w:u w:val="none"/>
-          </w:rPr>
-          <w:t>Styles</w:t>
-        </w:r>
-        <w:r>
-          <w:rPr>
-            <w:noProof/>
-            <w:webHidden/>
-            <w:color w:val="000000" w:themeColor="text1"/>
-          </w:rPr>
-          <w:tab/>
-        </w:r>
-        <w:r>
-          <w:rPr>
-            <w:noProof/>
-            <w:webHidden/>
-            <w:color w:val="000000" w:themeColor="text1"/>
-          </w:rPr>
-          <w:fldChar w:fldCharType="begin"/>
-        </w:r>
-        <w:r>
-          <w:rPr>
-            <w:noProof/>
-            <w:webHidden/>
-            <w:color w:val="000000" w:themeColor="text1"/>
-          </w:rPr>
-          <w:instrText xml:space="preserve"> PAGEREF _Toc218246621 \h </w:instrText>
-        </w:r>
-        <w:r>
-          <w:rPr>
-            <w:noProof/>
-            <w:webHidden/>
-            <w:color w:val="000000" w:themeColor="text1"/>
-          </w:rPr>
-        </w:r>
-        <w:r>
-          <w:rPr>
-            <w:noProof/>
-            <w:webHidden/>
-            <w:color w:val="000000" w:themeColor="text1"/>
-          </w:rPr>
-          <w:fldChar w:fldCharType="separate"/>
-        </w:r>
-        <w:r>
-          <w:rPr>
-            <w:noProof/>
-            <w:webHidden/>
-            <w:color w:val="000000" w:themeColor="text1"/>
-          </w:rPr>
-          <w:t>3</w:t>
-        </w:r>
-        <w:r>
-          <w:rPr>
-            <w:noProof/>
-            <w:webHidden/>
-            <w:color w:val="000000" w:themeColor="text1"/>
-          </w:rPr>
-          <w:fldChar w:fldCharType="end"/>
-        </w:r>
-      </w:hyperlink>
-    </w:p>
-    <w:p>
-      <w:pPr>
-        <w:pStyle w:val="TOC2"/>
-        <w:tabs>
-          <w:tab w:val="right" w:leader="dot" w:pos="9016"/>
-        </w:tabs>
-        <w:rPr>
-          <w:rFonts w:eastAsiaTheme="minorEastAsia"/>
-          <w:noProof/>
-          <w:color w:val="000000" w:themeColor="text1"/>
-          <w:lang w:eastAsia="ko-KR"/>
-        </w:rPr>
-      </w:pPr>
-      <w:hyperlink w:anchor="_Toc218246622" w:history="1">
-        <w:r>
-          <w:rPr>
-            <w:rStyle w:val="Hyperlink"/>
-            <w:noProof/>
-            <w:color w:val="000000" w:themeColor="text1"/>
-            <w:u w:val="none"/>
-          </w:rPr>
-          <w:t>Background</w:t>
-        </w:r>
-        <w:r>
-          <w:rPr>
-            <w:noProof/>
-            <w:webHidden/>
-            <w:color w:val="000000" w:themeColor="text1"/>
-          </w:rPr>
-          <w:tab/>
-        </w:r>
-        <w:r>
-          <w:rPr>
-            <w:noProof/>
-            <w:webHidden/>
-            <w:color w:val="000000" w:themeColor="text1"/>
-          </w:rPr>
-          <w:fldChar w:fldCharType="begin"/>
-        </w:r>
-        <w:r>
-          <w:rPr>
-            <w:noProof/>
-            <w:webHidden/>
-            <w:color w:val="000000" w:themeColor="text1"/>
-          </w:rPr>
-          <w:instrText xml:space="preserve"> PAGEREF _Toc218246622 \h </w:instrText>
-        </w:r>
-        <w:r>
-          <w:rPr>
-            <w:noProof/>
-            <w:webHidden/>
-            <w:color w:val="000000" w:themeColor="text1"/>
-          </w:rPr>
-        </w:r>
-        <w:r>
-          <w:rPr>
-            <w:noProof/>
-            <w:webHidden/>
-            <w:color w:val="000000" w:themeColor="text1"/>
-          </w:rPr>
-          <w:fldChar w:fldCharType="separate"/>
-        </w:r>
-        <w:r>
-          <w:rPr>
-            <w:noProof/>
-            <w:webHidden/>
-            <w:color w:val="000000" w:themeColor="text1"/>
-          </w:rPr>
-          <w:t>3</w:t>
-        </w:r>
-        <w:r>
-          <w:rPr>
-            <w:noProof/>
-            <w:webHidden/>
-            <w:color w:val="000000" w:themeColor="text1"/>
-          </w:rPr>
-          <w:fldChar w:fldCharType="end"/>
-        </w:r>
-      </w:hyperlink>
-    </w:p>
-    <w:p>
-      <w:pPr>
-        <w:pStyle w:val="TOC2"/>
-        <w:tabs>
-          <w:tab w:val="right" w:leader="dot" w:pos="9016"/>
-        </w:tabs>
-        <w:rPr>
-          <w:rFonts w:eastAsiaTheme="minorEastAsia"/>
-          <w:noProof/>
-          <w:color w:val="000000" w:themeColor="text1"/>
-          <w:lang w:eastAsia="ko-KR"/>
-        </w:rPr>
-      </w:pPr>
-      <w:hyperlink w:anchor="_Toc218246623" w:history="1">
-        <w:r>
-          <w:rPr>
-            <w:rStyle w:val="Hyperlink"/>
-            <w:noProof/>
-            <w:color w:val="000000" w:themeColor="text1"/>
-            <w:u w:val="none"/>
-          </w:rPr>
-          <w:t>Font</w:t>
-        </w:r>
-        <w:r>
-          <w:rPr>
-            <w:noProof/>
-            <w:webHidden/>
-            <w:color w:val="000000" w:themeColor="text1"/>
-          </w:rPr>
-          <w:tab/>
-        </w:r>
-        <w:r>
-          <w:rPr>
-            <w:noProof/>
-            <w:webHidden/>
-            <w:color w:val="000000" w:themeColor="text1"/>
-          </w:rPr>
-          <w:fldChar w:fldCharType="begin"/>
-        </w:r>
-        <w:r>
-          <w:rPr>
-            <w:noProof/>
-            <w:webHidden/>
-            <w:color w:val="000000" w:themeColor="text1"/>
-          </w:rPr>
-          <w:instrText xml:space="preserve"> PAGEREF _Toc218246623 \h </w:instrText>
-        </w:r>
-        <w:r>
-          <w:rPr>
-            <w:noProof/>
-            <w:webHidden/>
-            <w:color w:val="000000" w:themeColor="text1"/>
-          </w:rPr>
-        </w:r>
-        <w:r>
-          <w:rPr>
-            <w:noProof/>
-            <w:webHidden/>
-            <w:color w:val="000000" w:themeColor="text1"/>
-          </w:rPr>
-          <w:fldChar w:fldCharType="separate"/>
-        </w:r>
-        <w:r>
-          <w:rPr>
-            <w:noProof/>
-            <w:webHidden/>
-            <w:color w:val="000000" w:themeColor="text1"/>
-          </w:rPr>
-          <w:t>3</w:t>
-        </w:r>
-        <w:r>
-          <w:rPr>
-            <w:noProof/>
-            <w:webHidden/>
-            <w:color w:val="000000" w:themeColor="text1"/>
-          </w:rPr>
-          <w:fldChar w:fldCharType="end"/>
-        </w:r>
-      </w:hyperlink>
-    </w:p>
-    <w:p>
-      <w:pPr>
-        <w:pStyle w:val="TOC2"/>
-        <w:tabs>
-          <w:tab w:val="right" w:leader="dot" w:pos="9016"/>
-        </w:tabs>
-        <w:rPr>
-          <w:rFonts w:eastAsiaTheme="minorEastAsia"/>
-          <w:noProof/>
-          <w:color w:val="000000" w:themeColor="text1"/>
-          <w:lang w:eastAsia="ko-KR"/>
-        </w:rPr>
-      </w:pPr>
-      <w:hyperlink w:anchor="_Toc218246624" w:history="1">
-        <w:r>
-          <w:rPr>
-            <w:rStyle w:val="Hyperlink"/>
-            <w:noProof/>
-            <w:color w:val="000000" w:themeColor="text1"/>
-            <w:u w:val="none"/>
-          </w:rPr>
-          <w:t>Interactive</w:t>
-        </w:r>
-        <w:r>
-          <w:rPr>
-            <w:noProof/>
-            <w:webHidden/>
-            <w:color w:val="000000" w:themeColor="text1"/>
-          </w:rPr>
-          <w:tab/>
-        </w:r>
-        <w:r>
-          <w:rPr>
-            <w:noProof/>
-            <w:webHidden/>
-            <w:color w:val="000000" w:themeColor="text1"/>
-          </w:rPr>
-          <w:fldChar w:fldCharType="begin"/>
-        </w:r>
-        <w:r>
-          <w:rPr>
-            <w:noProof/>
-            <w:webHidden/>
-            <w:color w:val="000000" w:themeColor="text1"/>
-          </w:rPr>
-          <w:instrText xml:space="preserve"> PAGEREF _Toc218246624 \h </w:instrText>
-        </w:r>
-        <w:r>
-          <w:rPr>
-            <w:noProof/>
-            <w:webHidden/>
-            <w:color w:val="000000" w:themeColor="text1"/>
-          </w:rPr>
-        </w:r>
-        <w:r>
-          <w:rPr>
-            <w:noProof/>
-            <w:webHidden/>
-            <w:color w:val="000000" w:themeColor="text1"/>
-          </w:rPr>
-          <w:fldChar w:fldCharType="separate"/>
-        </w:r>
-        <w:r>
-          <w:rPr>
-            <w:noProof/>
-            <w:webHidden/>
-            <w:color w:val="000000" w:themeColor="text1"/>
-          </w:rPr>
-          <w:t>3</w:t>
-        </w:r>
-        <w:r>
-          <w:rPr>
-            <w:noProof/>
-            <w:webHidden/>
-            <w:color w:val="000000" w:themeColor="text1"/>
-          </w:rPr>
-          <w:fldChar w:fldCharType="end"/>
-        </w:r>
-      </w:hyperlink>
-    </w:p>
-    <w:p>
-      <w:pPr>
-        <w:pStyle w:val="TOC2"/>
-        <w:tabs>
-          <w:tab w:val="right" w:leader="dot" w:pos="9016"/>
-        </w:tabs>
-        <w:rPr>
-          <w:rFonts w:eastAsiaTheme="minorEastAsia"/>
-          <w:noProof/>
-          <w:color w:val="000000" w:themeColor="text1"/>
-          <w:lang w:eastAsia="ko-KR"/>
-        </w:rPr>
-      </w:pPr>
-      <w:hyperlink w:anchor="_Toc218246625" w:history="1">
-        <w:r>
-          <w:rPr>
-            <w:rStyle w:val="Hyperlink"/>
-            <w:noProof/>
-            <w:color w:val="000000" w:themeColor="text1"/>
-            <w:u w:val="none"/>
-          </w:rPr>
-          <w:t>Buttons/Cards</w:t>
-        </w:r>
-        <w:r>
-          <w:rPr>
-            <w:noProof/>
-            <w:webHidden/>
-            <w:color w:val="000000" w:themeColor="text1"/>
-          </w:rPr>
-          <w:tab/>
-        </w:r>
-        <w:r>
-          <w:rPr>
-            <w:noProof/>
-            <w:webHidden/>
-            <w:color w:val="000000" w:themeColor="text1"/>
-          </w:rPr>
-          <w:fldChar w:fldCharType="begin"/>
-        </w:r>
-        <w:r>
-          <w:rPr>
-            <w:noProof/>
-            <w:webHidden/>
-            <w:color w:val="000000" w:themeColor="text1"/>
-          </w:rPr>
-          <w:instrText xml:space="preserve"> PAGEREF _Toc218246625 \h </w:instrText>
-        </w:r>
-        <w:r>
-          <w:rPr>
-            <w:noProof/>
-            <w:webHidden/>
-            <w:color w:val="000000" w:themeColor="text1"/>
-          </w:rPr>
-        </w:r>
-        <w:r>
-          <w:rPr>
-            <w:noProof/>
-            <w:webHidden/>
-            <w:color w:val="000000" w:themeColor="text1"/>
-          </w:rPr>
-          <w:fldChar w:fldCharType="separate"/>
-        </w:r>
-        <w:r>
-          <w:rPr>
-            <w:noProof/>
-            <w:webHidden/>
-            <w:color w:val="000000" w:themeColor="text1"/>
-          </w:rPr>
-          <w:t>3</w:t>
-        </w:r>
-        <w:r>
-          <w:rPr>
-            <w:noProof/>
-            <w:webHidden/>
-            <w:color w:val="000000" w:themeColor="text1"/>
-          </w:rPr>
-          <w:fldChar w:fldCharType="end"/>
-        </w:r>
-      </w:hyperlink>
-    </w:p>
-    <w:p>
-      <w:pPr>
-        <w:pStyle w:val="TOC1"/>
-        <w:tabs>
-          <w:tab w:val="right" w:leader="dot" w:pos="9016"/>
-        </w:tabs>
-        <w:rPr>
-          <w:rFonts w:eastAsiaTheme="minorEastAsia"/>
-          <w:noProof/>
-          <w:color w:val="000000" w:themeColor="text1"/>
-          <w:lang w:eastAsia="ko-KR"/>
-        </w:rPr>
-      </w:pPr>
-      <w:hyperlink w:anchor="_Toc218246626" w:history="1">
-        <w:r>
-          <w:rPr>
-            <w:rStyle w:val="Hyperlink"/>
-            <w:noProof/>
-            <w:color w:val="000000" w:themeColor="text1"/>
-            <w:u w:val="none"/>
-          </w:rPr>
-          <w:t>Website Pages</w:t>
-        </w:r>
-        <w:r>
-          <w:rPr>
-            <w:noProof/>
-            <w:webHidden/>
-            <w:color w:val="000000" w:themeColor="text1"/>
-          </w:rPr>
-          <w:tab/>
-        </w:r>
-        <w:r>
-          <w:rPr>
-            <w:noProof/>
-            <w:webHidden/>
-            <w:color w:val="000000" w:themeColor="text1"/>
-          </w:rPr>
-          <w:fldChar w:fldCharType="begin"/>
-        </w:r>
-        <w:r>
-          <w:rPr>
-            <w:noProof/>
-            <w:webHidden/>
-            <w:color w:val="000000" w:themeColor="text1"/>
-          </w:rPr>
-          <w:instrText xml:space="preserve"> PAGEREF _Toc218246626 \h </w:instrText>
-        </w:r>
-        <w:r>
-          <w:rPr>
-            <w:noProof/>
-            <w:webHidden/>
-            <w:color w:val="000000" w:themeColor="text1"/>
-          </w:rPr>
-        </w:r>
-        <w:r>
-          <w:rPr>
-            <w:noProof/>
-            <w:webHidden/>
-            <w:color w:val="000000" w:themeColor="text1"/>
-          </w:rPr>
-          <w:fldChar w:fldCharType="separate"/>
-        </w:r>
-        <w:r>
-          <w:rPr>
-            <w:noProof/>
-            <w:webHidden/>
-            <w:color w:val="000000" w:themeColor="text1"/>
-          </w:rPr>
-          <w:t>4</w:t>
-        </w:r>
-        <w:r>
-          <w:rPr>
-            <w:noProof/>
-            <w:webHidden/>
-            <w:color w:val="000000" w:themeColor="text1"/>
-          </w:rPr>
-          <w:fldChar w:fldCharType="end"/>
-        </w:r>
-      </w:hyperlink>
-    </w:p>
-    <w:p>
-      <w:pPr>
-        <w:pStyle w:val="TOC1"/>
-        <w:tabs>
-          <w:tab w:val="right" w:leader="dot" w:pos="9016"/>
-        </w:tabs>
-        <w:rPr>
-          <w:noProof/>
-          <w:color w:val="000000" w:themeColor="text1"/>
-        </w:rPr>
-      </w:pPr>
-      <w:hyperlink w:anchor="_Toc218246627" w:history="1">
-        <w:r>
-          <w:rPr>
-            <w:rStyle w:val="Hyperlink"/>
-            <w:noProof/>
-            <w:color w:val="000000" w:themeColor="text1"/>
-            <w:u w:val="none"/>
-          </w:rPr>
-          <w:t>Register/Login Page</w:t>
-        </w:r>
-        <w:r>
-          <w:rPr>
-            <w:noProof/>
-            <w:webHidden/>
-            <w:color w:val="000000" w:themeColor="text1"/>
-          </w:rPr>
-          <w:tab/>
-        </w:r>
-        <w:r>
-          <w:rPr>
-            <w:noProof/>
-            <w:webHidden/>
-            <w:color w:val="000000" w:themeColor="text1"/>
-          </w:rPr>
-          <w:fldChar w:fldCharType="begin"/>
-        </w:r>
-        <w:r>
-          <w:rPr>
-            <w:noProof/>
-            <w:webHidden/>
-            <w:color w:val="000000" w:themeColor="text1"/>
-          </w:rPr>
-          <w:instrText xml:space="preserve"> PAGEREF _Toc218246627 \h </w:instrText>
-        </w:r>
-        <w:r>
-          <w:rPr>
-            <w:noProof/>
-            <w:webHidden/>
-            <w:color w:val="000000" w:themeColor="text1"/>
-          </w:rPr>
-        </w:r>
-        <w:r>
-          <w:rPr>
-            <w:noProof/>
-            <w:webHidden/>
-            <w:color w:val="000000" w:themeColor="text1"/>
-          </w:rPr>
-          <w:fldChar w:fldCharType="separate"/>
-        </w:r>
-        <w:r>
-          <w:rPr>
-            <w:noProof/>
-            <w:webHidden/>
-            <w:color w:val="000000" w:themeColor="text1"/>
-          </w:rPr>
-          <w:t>4</w:t>
-        </w:r>
-        <w:r>
-          <w:rPr>
-            <w:noProof/>
-            <w:webHidden/>
-            <w:color w:val="000000" w:themeColor="text1"/>
-          </w:rPr>
-          <w:fldChar w:fldCharType="end"/>
-        </w:r>
-      </w:hyperlink>
-    </w:p>
-    <w:p>
-      <w:r>
-        <w:t>Logout………………………………………………………………………………………………………………………………………………3</w:t>
-      </w:r>
-    </w:p>
-    <w:p>
-      <w:pPr>
-        <w:pStyle w:val="TOC2"/>
-        <w:tabs>
-          <w:tab w:val="right" w:leader="dot" w:pos="9016"/>
-        </w:tabs>
-        <w:rPr>
-          <w:rFonts w:eastAsiaTheme="minorEastAsia"/>
-          <w:noProof/>
-          <w:color w:val="000000" w:themeColor="text1"/>
-          <w:lang w:eastAsia="ko-KR"/>
-        </w:rPr>
-      </w:pPr>
-      <w:hyperlink w:anchor="_Toc218246628" w:history="1">
-        <w:r>
-          <w:rPr>
-            <w:rStyle w:val="Hyperlink"/>
-            <w:noProof/>
-            <w:color w:val="000000" w:themeColor="text1"/>
-            <w:u w:val="none"/>
-          </w:rPr>
-          <w:t>Navigation Bar</w:t>
-        </w:r>
-        <w:r>
-          <w:rPr>
-            <w:noProof/>
-            <w:webHidden/>
-            <w:color w:val="000000" w:themeColor="text1"/>
-          </w:rPr>
-          <w:tab/>
-        </w:r>
-        <w:r>
-          <w:rPr>
-            <w:noProof/>
-            <w:webHidden/>
-            <w:color w:val="000000" w:themeColor="text1"/>
-          </w:rPr>
-          <w:fldChar w:fldCharType="begin"/>
-        </w:r>
-        <w:r>
-          <w:rPr>
-            <w:noProof/>
-            <w:webHidden/>
-            <w:color w:val="000000" w:themeColor="text1"/>
-          </w:rPr>
-          <w:instrText xml:space="preserve"> PAGEREF _Toc218246628 \h </w:instrText>
-        </w:r>
-        <w:r>
-          <w:rPr>
-            <w:noProof/>
-            <w:webHidden/>
-            <w:color w:val="000000" w:themeColor="text1"/>
-          </w:rPr>
-        </w:r>
-        <w:r>
-          <w:rPr>
-            <w:noProof/>
-            <w:webHidden/>
-            <w:color w:val="000000" w:themeColor="text1"/>
-          </w:rPr>
-          <w:fldChar w:fldCharType="separate"/>
-        </w:r>
-        <w:r>
-          <w:rPr>
-            <w:noProof/>
-            <w:webHidden/>
-            <w:color w:val="000000" w:themeColor="text1"/>
-          </w:rPr>
-          <w:t>4</w:t>
-        </w:r>
-        <w:r>
-          <w:rPr>
-            <w:noProof/>
-            <w:webHidden/>
-            <w:color w:val="000000" w:themeColor="text1"/>
-          </w:rPr>
-          <w:fldChar w:fldCharType="end"/>
-        </w:r>
-      </w:hyperlink>
-    </w:p>
-    <w:p>
-      <w:pPr>
-        <w:pStyle w:val="TOC1"/>
-        <w:tabs>
-          <w:tab w:val="right" w:leader="dot" w:pos="9016"/>
-        </w:tabs>
-        <w:rPr>
-          <w:rFonts w:eastAsiaTheme="minorEastAsia"/>
-          <w:noProof/>
-          <w:color w:val="000000" w:themeColor="text1"/>
-          <w:lang w:eastAsia="ko-KR"/>
-        </w:rPr>
-      </w:pPr>
-      <w:hyperlink w:anchor="_Toc218246629" w:history="1">
-        <w:r>
-          <w:rPr>
-            <w:rStyle w:val="Hyperlink"/>
-            <w:noProof/>
-            <w:color w:val="000000" w:themeColor="text1"/>
-            <w:u w:val="none"/>
-          </w:rPr>
-          <w:t>Home</w:t>
-        </w:r>
-        <w:r>
-          <w:rPr>
-            <w:noProof/>
-            <w:webHidden/>
-            <w:color w:val="000000" w:themeColor="text1"/>
-          </w:rPr>
-          <w:tab/>
-        </w:r>
-        <w:r>
-          <w:rPr>
-            <w:noProof/>
-            <w:webHidden/>
-            <w:color w:val="000000" w:themeColor="text1"/>
-          </w:rPr>
-          <w:fldChar w:fldCharType="begin"/>
-        </w:r>
-        <w:r>
-          <w:rPr>
-            <w:noProof/>
-            <w:webHidden/>
-            <w:color w:val="000000" w:themeColor="text1"/>
-          </w:rPr>
-          <w:instrText xml:space="preserve"> PAGEREF _Toc218246629 \h </w:instrText>
-        </w:r>
-        <w:r>
-          <w:rPr>
-            <w:noProof/>
-            <w:webHidden/>
-            <w:color w:val="000000" w:themeColor="text1"/>
-          </w:rPr>
-        </w:r>
-        <w:r>
-          <w:rPr>
-            <w:noProof/>
-            <w:webHidden/>
-            <w:color w:val="000000" w:themeColor="text1"/>
-          </w:rPr>
-          <w:fldChar w:fldCharType="separate"/>
-        </w:r>
-        <w:r>
-          <w:rPr>
-            <w:noProof/>
-            <w:webHidden/>
-            <w:color w:val="000000" w:themeColor="text1"/>
-          </w:rPr>
-          <w:t>5</w:t>
-        </w:r>
-        <w:r>
-          <w:rPr>
-            <w:noProof/>
-            <w:webHidden/>
-            <w:color w:val="000000" w:themeColor="text1"/>
-          </w:rPr>
-          <w:fldChar w:fldCharType="end"/>
-        </w:r>
-      </w:hyperlink>
-    </w:p>
-    <w:p>
-      <w:pPr>
-        <w:pStyle w:val="TOC2"/>
-        <w:tabs>
-          <w:tab w:val="right" w:leader="dot" w:pos="9016"/>
-        </w:tabs>
-        <w:rPr>
-          <w:rFonts w:eastAsiaTheme="minorEastAsia"/>
-          <w:noProof/>
-          <w:lang w:eastAsia="ko-KR"/>
-        </w:rPr>
-      </w:pPr>
-      <w:hyperlink w:anchor="_Toc218246630" w:history="1">
-        <w:r>
-          <w:rPr>
-            <w:rStyle w:val="Hyperlink"/>
-            <w:noProof/>
-            <w:color w:val="000000" w:themeColor="text1"/>
-            <w:u w:val="none"/>
-          </w:rPr>
-          <w:t>Privacy</w:t>
-        </w:r>
-        <w:r>
-          <w:rPr>
-            <w:noProof/>
-            <w:webHidden/>
-            <w:color w:val="000000" w:themeColor="text1"/>
-          </w:rPr>
-          <w:tab/>
-        </w:r>
-        <w:r>
-          <w:rPr>
-            <w:noProof/>
-            <w:webHidden/>
-            <w:color w:val="000000" w:themeColor="text1"/>
-          </w:rPr>
-          <w:fldChar w:fldCharType="begin"/>
-        </w:r>
-        <w:r>
-          <w:rPr>
-            <w:noProof/>
-            <w:webHidden/>
-            <w:color w:val="000000" w:themeColor="text1"/>
-          </w:rPr>
-          <w:instrText xml:space="preserve"> PAGEREF _Toc218246630 \h </w:instrText>
-        </w:r>
-        <w:r>
-          <w:rPr>
-            <w:noProof/>
-            <w:webHidden/>
-            <w:color w:val="000000" w:themeColor="text1"/>
-          </w:rPr>
-        </w:r>
-        <w:r>
-          <w:rPr>
-            <w:noProof/>
-            <w:webHidden/>
-            <w:color w:val="000000" w:themeColor="text1"/>
-          </w:rPr>
-          <w:fldChar w:fldCharType="separate"/>
-        </w:r>
-        <w:r>
-          <w:rPr>
-            <w:noProof/>
-            <w:webHidden/>
-            <w:color w:val="000000" w:themeColor="text1"/>
-          </w:rPr>
-          <w:t>5</w:t>
-        </w:r>
-        <w:r>
-          <w:rPr>
-            <w:noProof/>
-            <w:webHidden/>
-            <w:color w:val="000000" w:themeColor="text1"/>
-          </w:rPr>
-          <w:fldChar w:fldCharType="end"/>
-        </w:r>
-      </w:hyperlink>
-    </w:p>
-    <w:p>
-      <w:r>
-        <w:t>Producer Dashboard …………………………………………………………………………………………………………………….6</w:t>
-      </w:r>
-    </w:p>
-    <w:p>
-      <w:r>
-        <w:t>Product page ……………………………………………………………………………………………………………………………………2</w:t>
-      </w:r>
-    </w:p>
+    <w:sdt>
+      <w:sdtPr>
+        <w:id w:val="-1892028784"/>
+        <w:docPartObj>
+          <w:docPartGallery w:val="Table of Contents"/>
+          <w:docPartUnique/>
+        </w:docPartObj>
+      </w:sdtPr>
+      <w:sdtEndPr>
+        <w:rPr>
+          <w:rFonts w:asciiTheme="minorHAnsi" w:eastAsiaTheme="minorHAnsi" w:hAnsiTheme="minorHAnsi" w:cstheme="minorBidi"/>
+          <w:b/>
+          <w:bCs/>
+          <w:color w:val="auto"/>
+          <w:sz w:val="22"/>
+          <w:szCs w:val="22"/>
+          <w:lang w:eastAsia="en-US"/>
+        </w:rPr>
+      </w:sdtEndPr>
+      <w:sdtContent>
+        <w:p>
+          <w:pPr>
+            <w:pStyle w:val="TOCHeading"/>
+          </w:pPr>
+          <w:r>
+            <w:t>Contents</w:t>
+          </w:r>
+        </w:p>
+        <w:p>
+          <w:pPr>
+            <w:pStyle w:val="TOC1"/>
+            <w:tabs>
+              <w:tab w:val="right" w:leader="dot" w:pos="9016"/>
+            </w:tabs>
+            <w:rPr>
+              <w:rFonts w:eastAsiaTheme="minorEastAsia"/>
+              <w:noProof/>
+              <w:kern w:val="0"/>
+              <w:sz w:val="22"/>
+              <w:szCs w:val="22"/>
+              <w:lang w:eastAsia="en-GB"/>
+              <w14:ligatures w14:val="none"/>
+            </w:rPr>
+          </w:pPr>
+          <w:r>
+            <w:fldChar w:fldCharType="begin"/>
+          </w:r>
+          <w:r>
+            <w:instrText xml:space="preserve"> TOC \o "1-3" \h \z \u </w:instrText>
+          </w:r>
+          <w:r>
+            <w:fldChar w:fldCharType="separate"/>
+          </w:r>
+          <w:hyperlink w:anchor="_Toc224638799" w:history="1">
+            <w:r>
+              <w:rPr>
+                <w:rStyle w:val="Hyperlink"/>
+                <w:noProof/>
+              </w:rPr>
+              <w:t>Sitemap</w:t>
+            </w:r>
+            <w:r>
+              <w:rPr>
+                <w:noProof/>
+                <w:webHidden/>
+              </w:rPr>
+              <w:tab/>
+            </w:r>
+            <w:r>
+              <w:rPr>
+                <w:noProof/>
+                <w:webHidden/>
+              </w:rPr>
+              <w:fldChar w:fldCharType="begin"/>
+            </w:r>
+            <w:r>
+              <w:rPr>
+                <w:noProof/>
+                <w:webHidden/>
+              </w:rPr>
+              <w:instrText xml:space="preserve"> PAGEREF _Toc224638799 \h </w:instrText>
+            </w:r>
+            <w:r>
+              <w:rPr>
+                <w:noProof/>
+                <w:webHidden/>
+              </w:rPr>
+            </w:r>
+            <w:r>
+              <w:rPr>
+                <w:noProof/>
+                <w:webHidden/>
+              </w:rPr>
+              <w:fldChar w:fldCharType="separate"/>
+            </w:r>
+            <w:r>
+              <w:rPr>
+                <w:noProof/>
+                <w:webHidden/>
+              </w:rPr>
+              <w:t>1</w:t>
+            </w:r>
+            <w:r>
+              <w:rPr>
+                <w:noProof/>
+                <w:webHidden/>
+              </w:rPr>
+              <w:fldChar w:fldCharType="end"/>
+            </w:r>
+          </w:hyperlink>
+        </w:p>
+        <w:p>
+          <w:pPr>
+            <w:pStyle w:val="TOC1"/>
+            <w:tabs>
+              <w:tab w:val="right" w:leader="dot" w:pos="9016"/>
+            </w:tabs>
+            <w:rPr>
+              <w:rFonts w:eastAsiaTheme="minorEastAsia"/>
+              <w:noProof/>
+              <w:kern w:val="0"/>
+              <w:sz w:val="22"/>
+              <w:szCs w:val="22"/>
+              <w:lang w:eastAsia="en-GB"/>
+              <w14:ligatures w14:val="none"/>
+            </w:rPr>
+          </w:pPr>
+          <w:hyperlink w:anchor="_Toc224638800" w:history="1">
+            <w:r>
+              <w:rPr>
+                <w:rStyle w:val="Hyperlink"/>
+                <w:noProof/>
+              </w:rPr>
+              <w:t>Styles</w:t>
+            </w:r>
+            <w:r>
+              <w:rPr>
+                <w:noProof/>
+                <w:webHidden/>
+              </w:rPr>
+              <w:tab/>
+            </w:r>
+            <w:r>
+              <w:rPr>
+                <w:noProof/>
+                <w:webHidden/>
+              </w:rPr>
+              <w:fldChar w:fldCharType="begin"/>
+            </w:r>
+            <w:r>
+              <w:rPr>
+                <w:noProof/>
+                <w:webHidden/>
+              </w:rPr>
+              <w:instrText xml:space="preserve"> PAGEREF _Toc224638800 \h </w:instrText>
+            </w:r>
+            <w:r>
+              <w:rPr>
+                <w:noProof/>
+                <w:webHidden/>
+              </w:rPr>
+            </w:r>
+            <w:r>
+              <w:rPr>
+                <w:noProof/>
+                <w:webHidden/>
+              </w:rPr>
+              <w:fldChar w:fldCharType="separate"/>
+            </w:r>
+            <w:r>
+              <w:rPr>
+                <w:noProof/>
+                <w:webHidden/>
+              </w:rPr>
+              <w:t>2</w:t>
+            </w:r>
+            <w:r>
+              <w:rPr>
+                <w:noProof/>
+                <w:webHidden/>
+              </w:rPr>
+              <w:fldChar w:fldCharType="end"/>
+            </w:r>
+          </w:hyperlink>
+        </w:p>
+        <w:p>
+          <w:pPr>
+            <w:pStyle w:val="TOC2"/>
+            <w:tabs>
+              <w:tab w:val="right" w:leader="dot" w:pos="9016"/>
+            </w:tabs>
+            <w:rPr>
+              <w:rFonts w:eastAsiaTheme="minorEastAsia"/>
+              <w:noProof/>
+              <w:kern w:val="0"/>
+              <w:sz w:val="22"/>
+              <w:szCs w:val="22"/>
+              <w:lang w:eastAsia="en-GB"/>
+              <w14:ligatures w14:val="none"/>
+            </w:rPr>
+          </w:pPr>
+          <w:hyperlink w:anchor="_Toc224638801" w:history="1">
+            <w:r>
+              <w:rPr>
+                <w:rStyle w:val="Hyperlink"/>
+                <w:noProof/>
+              </w:rPr>
+              <w:t>Background</w:t>
+            </w:r>
+            <w:r>
+              <w:rPr>
+                <w:noProof/>
+                <w:webHidden/>
+              </w:rPr>
+              <w:tab/>
+            </w:r>
+            <w:r>
+              <w:rPr>
+                <w:noProof/>
+                <w:webHidden/>
+              </w:rPr>
+              <w:fldChar w:fldCharType="begin"/>
+            </w:r>
+            <w:r>
+              <w:rPr>
+                <w:noProof/>
+                <w:webHidden/>
+              </w:rPr>
+              <w:instrText xml:space="preserve"> PAGEREF _Toc224638801 \h </w:instrText>
+            </w:r>
+            <w:r>
+              <w:rPr>
+                <w:noProof/>
+                <w:webHidden/>
+              </w:rPr>
+            </w:r>
+            <w:r>
+              <w:rPr>
+                <w:noProof/>
+                <w:webHidden/>
+              </w:rPr>
+              <w:fldChar w:fldCharType="separate"/>
+            </w:r>
+            <w:r>
+              <w:rPr>
+                <w:noProof/>
+                <w:webHidden/>
+              </w:rPr>
+              <w:t>2</w:t>
+            </w:r>
+            <w:r>
+              <w:rPr>
+                <w:noProof/>
+                <w:webHidden/>
+              </w:rPr>
+              <w:fldChar w:fldCharType="end"/>
+            </w:r>
+          </w:hyperlink>
+        </w:p>
+        <w:p>
+          <w:pPr>
+            <w:pStyle w:val="TOC2"/>
+            <w:tabs>
+              <w:tab w:val="right" w:leader="dot" w:pos="9016"/>
+            </w:tabs>
+            <w:rPr>
+              <w:rFonts w:eastAsiaTheme="minorEastAsia"/>
+              <w:noProof/>
+              <w:kern w:val="0"/>
+              <w:sz w:val="22"/>
+              <w:szCs w:val="22"/>
+              <w:lang w:eastAsia="en-GB"/>
+              <w14:ligatures w14:val="none"/>
+            </w:rPr>
+          </w:pPr>
+          <w:hyperlink w:anchor="_Toc224638802" w:history="1">
+            <w:r>
+              <w:rPr>
+                <w:rStyle w:val="Hyperlink"/>
+                <w:noProof/>
+              </w:rPr>
+              <w:t>Fonts</w:t>
+            </w:r>
+            <w:r>
+              <w:rPr>
+                <w:noProof/>
+                <w:webHidden/>
+              </w:rPr>
+              <w:tab/>
+            </w:r>
+            <w:r>
+              <w:rPr>
+                <w:noProof/>
+                <w:webHidden/>
+              </w:rPr>
+              <w:fldChar w:fldCharType="begin"/>
+            </w:r>
+            <w:r>
+              <w:rPr>
+                <w:noProof/>
+                <w:webHidden/>
+              </w:rPr>
+              <w:instrText xml:space="preserve"> PAGEREF _Toc224638802 \h </w:instrText>
+            </w:r>
+            <w:r>
+              <w:rPr>
+                <w:noProof/>
+                <w:webHidden/>
+              </w:rPr>
+            </w:r>
+            <w:r>
+              <w:rPr>
+                <w:noProof/>
+                <w:webHidden/>
+              </w:rPr>
+              <w:fldChar w:fldCharType="separate"/>
+            </w:r>
+            <w:r>
+              <w:rPr>
+                <w:noProof/>
+                <w:webHidden/>
+              </w:rPr>
+              <w:t>2</w:t>
+            </w:r>
+            <w:r>
+              <w:rPr>
+                <w:noProof/>
+                <w:webHidden/>
+              </w:rPr>
+              <w:fldChar w:fldCharType="end"/>
+            </w:r>
+          </w:hyperlink>
+        </w:p>
+        <w:p>
+          <w:pPr>
+            <w:pStyle w:val="TOC2"/>
+            <w:tabs>
+              <w:tab w:val="right" w:leader="dot" w:pos="9016"/>
+            </w:tabs>
+            <w:rPr>
+              <w:rFonts w:eastAsiaTheme="minorEastAsia"/>
+              <w:noProof/>
+              <w:kern w:val="0"/>
+              <w:sz w:val="22"/>
+              <w:szCs w:val="22"/>
+              <w:lang w:eastAsia="en-GB"/>
+              <w14:ligatures w14:val="none"/>
+            </w:rPr>
+          </w:pPr>
+          <w:hyperlink w:anchor="_Toc224638803" w:history="1">
+            <w:r>
+              <w:rPr>
+                <w:rStyle w:val="Hyperlink"/>
+                <w:noProof/>
+              </w:rPr>
+              <w:t>Interactive</w:t>
+            </w:r>
+            <w:r>
+              <w:rPr>
+                <w:noProof/>
+                <w:webHidden/>
+              </w:rPr>
+              <w:tab/>
+            </w:r>
+            <w:r>
+              <w:rPr>
+                <w:noProof/>
+                <w:webHidden/>
+              </w:rPr>
+              <w:fldChar w:fldCharType="begin"/>
+            </w:r>
+            <w:r>
+              <w:rPr>
+                <w:noProof/>
+                <w:webHidden/>
+              </w:rPr>
+              <w:instrText xml:space="preserve"> PAGEREF _Toc224638803 \h </w:instrText>
+            </w:r>
+            <w:r>
+              <w:rPr>
+                <w:noProof/>
+                <w:webHidden/>
+              </w:rPr>
+            </w:r>
+            <w:r>
+              <w:rPr>
+                <w:noProof/>
+                <w:webHidden/>
+              </w:rPr>
+              <w:fldChar w:fldCharType="separate"/>
+            </w:r>
+            <w:r>
+              <w:rPr>
+                <w:noProof/>
+                <w:webHidden/>
+              </w:rPr>
+              <w:t>3</w:t>
+            </w:r>
+            <w:r>
+              <w:rPr>
+                <w:noProof/>
+                <w:webHidden/>
+              </w:rPr>
+              <w:fldChar w:fldCharType="end"/>
+            </w:r>
+          </w:hyperlink>
+        </w:p>
+        <w:p>
+          <w:pPr>
+            <w:pStyle w:val="TOC2"/>
+            <w:tabs>
+              <w:tab w:val="right" w:leader="dot" w:pos="9016"/>
+            </w:tabs>
+            <w:rPr>
+              <w:rFonts w:eastAsiaTheme="minorEastAsia"/>
+              <w:noProof/>
+              <w:kern w:val="0"/>
+              <w:sz w:val="22"/>
+              <w:szCs w:val="22"/>
+              <w:lang w:eastAsia="en-GB"/>
+              <w14:ligatures w14:val="none"/>
+            </w:rPr>
+          </w:pPr>
+          <w:hyperlink w:anchor="_Toc224638804" w:history="1">
+            <w:r>
+              <w:rPr>
+                <w:rStyle w:val="Hyperlink"/>
+                <w:noProof/>
+              </w:rPr>
+              <w:t>Buttons/Cards</w:t>
+            </w:r>
+            <w:r>
+              <w:rPr>
+                <w:noProof/>
+                <w:webHidden/>
+              </w:rPr>
+              <w:tab/>
+            </w:r>
+            <w:r>
+              <w:rPr>
+                <w:noProof/>
+                <w:webHidden/>
+              </w:rPr>
+              <w:fldChar w:fldCharType="begin"/>
+            </w:r>
+            <w:r>
+              <w:rPr>
+                <w:noProof/>
+                <w:webHidden/>
+              </w:rPr>
+              <w:instrText xml:space="preserve"> PAGEREF _Toc224638804 \h </w:instrText>
+            </w:r>
+            <w:r>
+              <w:rPr>
+                <w:noProof/>
+                <w:webHidden/>
+              </w:rPr>
+            </w:r>
+            <w:r>
+              <w:rPr>
+                <w:noProof/>
+                <w:webHidden/>
+              </w:rPr>
+              <w:fldChar w:fldCharType="separate"/>
+            </w:r>
+            <w:r>
+              <w:rPr>
+                <w:noProof/>
+                <w:webHidden/>
+              </w:rPr>
+              <w:t>3</w:t>
+            </w:r>
+            <w:r>
+              <w:rPr>
+                <w:noProof/>
+                <w:webHidden/>
+              </w:rPr>
+              <w:fldChar w:fldCharType="end"/>
+            </w:r>
+          </w:hyperlink>
+        </w:p>
+        <w:p>
+          <w:pPr>
+            <w:pStyle w:val="TOC1"/>
+            <w:tabs>
+              <w:tab w:val="right" w:leader="dot" w:pos="9016"/>
+            </w:tabs>
+            <w:rPr>
+              <w:rFonts w:eastAsiaTheme="minorEastAsia"/>
+              <w:noProof/>
+              <w:kern w:val="0"/>
+              <w:sz w:val="22"/>
+              <w:szCs w:val="22"/>
+              <w:lang w:eastAsia="en-GB"/>
+              <w14:ligatures w14:val="none"/>
+            </w:rPr>
+          </w:pPr>
+          <w:hyperlink w:anchor="_Toc224638805" w:history="1">
+            <w:r>
+              <w:rPr>
+                <w:rStyle w:val="Hyperlink"/>
+                <w:noProof/>
+              </w:rPr>
+              <w:t>Website Pages</w:t>
+            </w:r>
+            <w:r>
+              <w:rPr>
+                <w:noProof/>
+                <w:webHidden/>
+              </w:rPr>
+              <w:tab/>
+            </w:r>
+            <w:r>
+              <w:rPr>
+                <w:noProof/>
+                <w:webHidden/>
+              </w:rPr>
+              <w:fldChar w:fldCharType="begin"/>
+            </w:r>
+            <w:r>
+              <w:rPr>
+                <w:noProof/>
+                <w:webHidden/>
+              </w:rPr>
+              <w:instrText xml:space="preserve"> PAGEREF _Toc224638805 \h </w:instrText>
+            </w:r>
+            <w:r>
+              <w:rPr>
+                <w:noProof/>
+                <w:webHidden/>
+              </w:rPr>
+            </w:r>
+            <w:r>
+              <w:rPr>
+                <w:noProof/>
+                <w:webHidden/>
+              </w:rPr>
+              <w:fldChar w:fldCharType="separate"/>
+            </w:r>
+            <w:r>
+              <w:rPr>
+                <w:noProof/>
+                <w:webHidden/>
+              </w:rPr>
+              <w:t>3</w:t>
+            </w:r>
+            <w:r>
+              <w:rPr>
+                <w:noProof/>
+                <w:webHidden/>
+              </w:rPr>
+              <w:fldChar w:fldCharType="end"/>
+            </w:r>
+          </w:hyperlink>
+        </w:p>
+        <w:p>
+          <w:pPr>
+            <w:pStyle w:val="TOC2"/>
+            <w:tabs>
+              <w:tab w:val="right" w:leader="dot" w:pos="9016"/>
+            </w:tabs>
+            <w:rPr>
+              <w:rFonts w:eastAsiaTheme="minorEastAsia"/>
+              <w:noProof/>
+              <w:kern w:val="0"/>
+              <w:sz w:val="22"/>
+              <w:szCs w:val="22"/>
+              <w:lang w:eastAsia="en-GB"/>
+              <w14:ligatures w14:val="none"/>
+            </w:rPr>
+          </w:pPr>
+          <w:hyperlink w:anchor="_Toc224638806" w:history="1">
+            <w:r>
+              <w:rPr>
+                <w:rStyle w:val="Hyperlink"/>
+                <w:noProof/>
+              </w:rPr>
+              <w:t>Register/Login Page</w:t>
+            </w:r>
+            <w:r>
+              <w:rPr>
+                <w:noProof/>
+                <w:webHidden/>
+              </w:rPr>
+              <w:tab/>
+            </w:r>
+            <w:r>
+              <w:rPr>
+                <w:noProof/>
+                <w:webHidden/>
+              </w:rPr>
+              <w:fldChar w:fldCharType="begin"/>
+            </w:r>
+            <w:r>
+              <w:rPr>
+                <w:noProof/>
+                <w:webHidden/>
+              </w:rPr>
+              <w:instrText xml:space="preserve"> PAGEREF _Toc224638806 \h </w:instrText>
+            </w:r>
+            <w:r>
+              <w:rPr>
+                <w:noProof/>
+                <w:webHidden/>
+              </w:rPr>
+            </w:r>
+            <w:r>
+              <w:rPr>
+                <w:noProof/>
+                <w:webHidden/>
+              </w:rPr>
+              <w:fldChar w:fldCharType="separate"/>
+            </w:r>
+            <w:r>
+              <w:rPr>
+                <w:noProof/>
+                <w:webHidden/>
+              </w:rPr>
+              <w:t>3</w:t>
+            </w:r>
+            <w:r>
+              <w:rPr>
+                <w:noProof/>
+                <w:webHidden/>
+              </w:rPr>
+              <w:fldChar w:fldCharType="end"/>
+            </w:r>
+          </w:hyperlink>
+        </w:p>
+        <w:p>
+          <w:pPr>
+            <w:pStyle w:val="TOC2"/>
+            <w:tabs>
+              <w:tab w:val="right" w:leader="dot" w:pos="9016"/>
+            </w:tabs>
+            <w:rPr>
+              <w:rFonts w:eastAsiaTheme="minorEastAsia"/>
+              <w:noProof/>
+              <w:kern w:val="0"/>
+              <w:sz w:val="22"/>
+              <w:szCs w:val="22"/>
+              <w:lang w:eastAsia="en-GB"/>
+              <w14:ligatures w14:val="none"/>
+            </w:rPr>
+          </w:pPr>
+          <w:hyperlink w:anchor="_Toc224638807" w:history="1">
+            <w:r>
+              <w:rPr>
+                <w:rStyle w:val="Hyperlink"/>
+                <w:noProof/>
+              </w:rPr>
+              <w:t>Navigation bar</w:t>
+            </w:r>
+            <w:r>
+              <w:rPr>
+                <w:noProof/>
+                <w:webHidden/>
+              </w:rPr>
+              <w:tab/>
+            </w:r>
+            <w:r>
+              <w:rPr>
+                <w:noProof/>
+                <w:webHidden/>
+              </w:rPr>
+              <w:fldChar w:fldCharType="begin"/>
+            </w:r>
+            <w:r>
+              <w:rPr>
+                <w:noProof/>
+                <w:webHidden/>
+              </w:rPr>
+              <w:instrText xml:space="preserve"> PAGEREF _Toc224638807 \h </w:instrText>
+            </w:r>
+            <w:r>
+              <w:rPr>
+                <w:noProof/>
+                <w:webHidden/>
+              </w:rPr>
+            </w:r>
+            <w:r>
+              <w:rPr>
+                <w:noProof/>
+                <w:webHidden/>
+              </w:rPr>
+              <w:fldChar w:fldCharType="separate"/>
+            </w:r>
+            <w:r>
+              <w:rPr>
+                <w:noProof/>
+                <w:webHidden/>
+              </w:rPr>
+              <w:t>3</w:t>
+            </w:r>
+            <w:r>
+              <w:rPr>
+                <w:noProof/>
+                <w:webHidden/>
+              </w:rPr>
+              <w:fldChar w:fldCharType="end"/>
+            </w:r>
+          </w:hyperlink>
+        </w:p>
+        <w:p>
+          <w:pPr>
+            <w:pStyle w:val="TOC2"/>
+            <w:tabs>
+              <w:tab w:val="right" w:leader="dot" w:pos="9016"/>
+            </w:tabs>
+            <w:rPr>
+              <w:rFonts w:eastAsiaTheme="minorEastAsia"/>
+              <w:noProof/>
+              <w:kern w:val="0"/>
+              <w:sz w:val="22"/>
+              <w:szCs w:val="22"/>
+              <w:lang w:eastAsia="en-GB"/>
+              <w14:ligatures w14:val="none"/>
+            </w:rPr>
+          </w:pPr>
+          <w:hyperlink w:anchor="_Toc224638808" w:history="1">
+            <w:r>
+              <w:rPr>
+                <w:rStyle w:val="Hyperlink"/>
+                <w:noProof/>
+              </w:rPr>
+              <w:t>Home page</w:t>
+            </w:r>
+            <w:r>
+              <w:rPr>
+                <w:noProof/>
+                <w:webHidden/>
+              </w:rPr>
+              <w:tab/>
+            </w:r>
+            <w:r>
+              <w:rPr>
+                <w:noProof/>
+                <w:webHidden/>
+              </w:rPr>
+              <w:fldChar w:fldCharType="begin"/>
+            </w:r>
+            <w:r>
+              <w:rPr>
+                <w:noProof/>
+                <w:webHidden/>
+              </w:rPr>
+              <w:instrText xml:space="preserve"> PAGEREF _Toc224638808 \h </w:instrText>
+            </w:r>
+            <w:r>
+              <w:rPr>
+                <w:noProof/>
+                <w:webHidden/>
+              </w:rPr>
+            </w:r>
+            <w:r>
+              <w:rPr>
+                <w:noProof/>
+                <w:webHidden/>
+              </w:rPr>
+              <w:fldChar w:fldCharType="separate"/>
+            </w:r>
+            <w:r>
+              <w:rPr>
+                <w:noProof/>
+                <w:webHidden/>
+              </w:rPr>
+              <w:t>4</w:t>
+            </w:r>
+            <w:r>
+              <w:rPr>
+                <w:noProof/>
+                <w:webHidden/>
+              </w:rPr>
+              <w:fldChar w:fldCharType="end"/>
+            </w:r>
+          </w:hyperlink>
+        </w:p>
+        <w:p>
+          <w:pPr>
+            <w:pStyle w:val="TOC2"/>
+            <w:tabs>
+              <w:tab w:val="right" w:leader="dot" w:pos="9016"/>
+            </w:tabs>
+            <w:rPr>
+              <w:rFonts w:eastAsiaTheme="minorEastAsia"/>
+              <w:noProof/>
+              <w:kern w:val="0"/>
+              <w:sz w:val="22"/>
+              <w:szCs w:val="22"/>
+              <w:lang w:eastAsia="en-GB"/>
+              <w14:ligatures w14:val="none"/>
+            </w:rPr>
+          </w:pPr>
+          <w:hyperlink w:anchor="_Toc224638809" w:history="1">
+            <w:r>
+              <w:rPr>
+                <w:rStyle w:val="Hyperlink"/>
+                <w:noProof/>
+              </w:rPr>
+              <w:t>Privacy page</w:t>
+            </w:r>
+            <w:r>
+              <w:rPr>
+                <w:noProof/>
+                <w:webHidden/>
+              </w:rPr>
+              <w:tab/>
+            </w:r>
+            <w:r>
+              <w:rPr>
+                <w:noProof/>
+                <w:webHidden/>
+              </w:rPr>
+              <w:fldChar w:fldCharType="begin"/>
+            </w:r>
+            <w:r>
+              <w:rPr>
+                <w:noProof/>
+                <w:webHidden/>
+              </w:rPr>
+              <w:instrText xml:space="preserve"> PAGEREF _Toc224638809 \h </w:instrText>
+            </w:r>
+            <w:r>
+              <w:rPr>
+                <w:noProof/>
+                <w:webHidden/>
+              </w:rPr>
+            </w:r>
+            <w:r>
+              <w:rPr>
+                <w:noProof/>
+                <w:webHidden/>
+              </w:rPr>
+              <w:fldChar w:fldCharType="separate"/>
+            </w:r>
+            <w:r>
+              <w:rPr>
+                <w:noProof/>
+                <w:webHidden/>
+              </w:rPr>
+              <w:t>5</w:t>
+            </w:r>
+            <w:r>
+              <w:rPr>
+                <w:noProof/>
+                <w:webHidden/>
+              </w:rPr>
+              <w:fldChar w:fldCharType="end"/>
+            </w:r>
+          </w:hyperlink>
+        </w:p>
+        <w:p>
+          <w:pPr>
+            <w:pStyle w:val="TOC2"/>
+            <w:tabs>
+              <w:tab w:val="right" w:leader="dot" w:pos="9016"/>
+            </w:tabs>
+            <w:rPr>
+              <w:rFonts w:eastAsiaTheme="minorEastAsia"/>
+              <w:noProof/>
+              <w:kern w:val="0"/>
+              <w:sz w:val="22"/>
+              <w:szCs w:val="22"/>
+              <w:lang w:eastAsia="en-GB"/>
+              <w14:ligatures w14:val="none"/>
+            </w:rPr>
+          </w:pPr>
+          <w:hyperlink w:anchor="_Toc224638810" w:history="1">
+            <w:r>
+              <w:rPr>
+                <w:rStyle w:val="Hyperlink"/>
+                <w:noProof/>
+              </w:rPr>
+              <w:t>Products page</w:t>
+            </w:r>
+            <w:r>
+              <w:rPr>
+                <w:noProof/>
+                <w:webHidden/>
+              </w:rPr>
+              <w:tab/>
+            </w:r>
+            <w:r>
+              <w:rPr>
+                <w:noProof/>
+                <w:webHidden/>
+              </w:rPr>
+              <w:fldChar w:fldCharType="begin"/>
+            </w:r>
+            <w:r>
+              <w:rPr>
+                <w:noProof/>
+                <w:webHidden/>
+              </w:rPr>
+              <w:instrText xml:space="preserve"> PAGEREF _Toc224638810 \h </w:instrText>
+            </w:r>
+            <w:r>
+              <w:rPr>
+                <w:noProof/>
+                <w:webHidden/>
+              </w:rPr>
+            </w:r>
+            <w:r>
+              <w:rPr>
+                <w:noProof/>
+                <w:webHidden/>
+              </w:rPr>
+              <w:fldChar w:fldCharType="separate"/>
+            </w:r>
+            <w:r>
+              <w:rPr>
+                <w:noProof/>
+                <w:webHidden/>
+              </w:rPr>
+              <w:t>6</w:t>
+            </w:r>
+            <w:r>
+              <w:rPr>
+                <w:noProof/>
+                <w:webHidden/>
+              </w:rPr>
+              <w:fldChar w:fldCharType="end"/>
+            </w:r>
+          </w:hyperlink>
+        </w:p>
+        <w:p>
+          <w:pPr>
+            <w:pStyle w:val="TOC2"/>
+            <w:tabs>
+              <w:tab w:val="right" w:leader="dot" w:pos="9016"/>
+            </w:tabs>
+            <w:rPr>
+              <w:rFonts w:eastAsiaTheme="minorEastAsia"/>
+              <w:noProof/>
+              <w:kern w:val="0"/>
+              <w:sz w:val="22"/>
+              <w:szCs w:val="22"/>
+              <w:lang w:eastAsia="en-GB"/>
+              <w14:ligatures w14:val="none"/>
+            </w:rPr>
+          </w:pPr>
+          <w:hyperlink w:anchor="_Toc224638811" w:history="1">
+            <w:r>
+              <w:rPr>
+                <w:rStyle w:val="Hyperlink"/>
+                <w:noProof/>
+              </w:rPr>
+              <w:t>Producer Dashboard</w:t>
+            </w:r>
+            <w:r>
+              <w:rPr>
+                <w:noProof/>
+                <w:webHidden/>
+              </w:rPr>
+              <w:tab/>
+            </w:r>
+            <w:r>
+              <w:rPr>
+                <w:noProof/>
+                <w:webHidden/>
+              </w:rPr>
+              <w:fldChar w:fldCharType="begin"/>
+            </w:r>
+            <w:r>
+              <w:rPr>
+                <w:noProof/>
+                <w:webHidden/>
+              </w:rPr>
+              <w:instrText xml:space="preserve"> PAGEREF _Toc224638811 \h </w:instrText>
+            </w:r>
+            <w:r>
+              <w:rPr>
+                <w:noProof/>
+                <w:webHidden/>
+              </w:rPr>
+            </w:r>
+            <w:r>
+              <w:rPr>
+                <w:noProof/>
+                <w:webHidden/>
+              </w:rPr>
+              <w:fldChar w:fldCharType="separate"/>
+            </w:r>
+            <w:r>
+              <w:rPr>
+                <w:noProof/>
+                <w:webHidden/>
+              </w:rPr>
+              <w:t>7</w:t>
+            </w:r>
+            <w:r>
+              <w:rPr>
+                <w:noProof/>
+                <w:webHidden/>
+              </w:rPr>
+              <w:fldChar w:fldCharType="end"/>
+            </w:r>
+          </w:hyperlink>
+        </w:p>
+        <w:p>
+          <w:pPr>
+            <w:pStyle w:val="TOC2"/>
+            <w:tabs>
+              <w:tab w:val="right" w:leader="dot" w:pos="9016"/>
+            </w:tabs>
+            <w:rPr>
+              <w:rFonts w:eastAsiaTheme="minorEastAsia"/>
+              <w:noProof/>
+              <w:kern w:val="0"/>
+              <w:sz w:val="22"/>
+              <w:szCs w:val="22"/>
+              <w:lang w:eastAsia="en-GB"/>
+              <w14:ligatures w14:val="none"/>
+            </w:rPr>
+          </w:pPr>
+          <w:hyperlink w:anchor="_Toc224638812" w:history="1">
+            <w:r>
+              <w:rPr>
+                <w:rStyle w:val="Hyperlink"/>
+                <w:noProof/>
+              </w:rPr>
+              <w:t>Loyalty Points page</w:t>
+            </w:r>
+            <w:r>
+              <w:rPr>
+                <w:noProof/>
+                <w:webHidden/>
+              </w:rPr>
+              <w:tab/>
+            </w:r>
+            <w:r>
+              <w:rPr>
+                <w:noProof/>
+                <w:webHidden/>
+              </w:rPr>
+              <w:fldChar w:fldCharType="begin"/>
+            </w:r>
+            <w:r>
+              <w:rPr>
+                <w:noProof/>
+                <w:webHidden/>
+              </w:rPr>
+              <w:instrText xml:space="preserve"> PAGEREF _Toc224638812 \h </w:instrText>
+            </w:r>
+            <w:r>
+              <w:rPr>
+                <w:noProof/>
+                <w:webHidden/>
+              </w:rPr>
+            </w:r>
+            <w:r>
+              <w:rPr>
+                <w:noProof/>
+                <w:webHidden/>
+              </w:rPr>
+              <w:fldChar w:fldCharType="separate"/>
+            </w:r>
+            <w:r>
+              <w:rPr>
+                <w:noProof/>
+                <w:webHidden/>
+              </w:rPr>
+              <w:t>8</w:t>
+            </w:r>
+            <w:r>
+              <w:rPr>
+                <w:noProof/>
+                <w:webHidden/>
+              </w:rPr>
+              <w:fldChar w:fldCharType="end"/>
+            </w:r>
+          </w:hyperlink>
+        </w:p>
+        <w:p>
+          <w:r>
+            <w:rPr>
+              <w:b/>
+              <w:bCs/>
+            </w:rPr>
+            <w:fldChar w:fldCharType="end"/>
+          </w:r>
+        </w:p>
+      </w:sdtContent>
+    </w:sdt>
     <w:p/>
     <w:p/>
     <w:p>
@@ -1481,10 +1703,12 @@
         <w:pStyle w:val="Heading1"/>
       </w:pPr>
       <w:bookmarkStart w:id="1" w:name="_Toc218246620"/>
+      <w:bookmarkStart w:id="2" w:name="_Toc224638799"/>
       <w:r>
         <w:t>Sitemap</w:t>
       </w:r>
       <w:bookmarkEnd w:id="1"/>
+      <w:bookmarkEnd w:id="2"/>
     </w:p>
     <w:p>
       <w:pPr>
@@ -1528,6 +1752,7 @@
           <w:sz w:val="24"/>
           <w:szCs w:val="24"/>
         </w:rPr>
+        <w:lastRenderedPageBreak/>
         <w:t>User Register / Login = This feature allows users to create an account or log in securely. During registration, users provide basic information such as name, email, password, and preferences.</w:t>
       </w:r>
     </w:p>
@@ -1545,7 +1770,6 @@
           <w:sz w:val="24"/>
           <w:szCs w:val="24"/>
         </w:rPr>
-        <w:lastRenderedPageBreak/>
         <w:t xml:space="preserve">The </w:t>
       </w:r>
       <w:r>
@@ -1716,16 +1940,26 @@
       <w:pPr>
         <w:pStyle w:val="Heading1"/>
       </w:pPr>
-      <w:r>
-        <w:t xml:space="preserve">Styles </w:t>
+      <w:bookmarkStart w:id="3" w:name="_Toc224638800"/>
+      <w:r>
+        <w:t>Styles</w:t>
+      </w:r>
+      <w:bookmarkEnd w:id="3"/>
+      <w:r>
+        <w:t xml:space="preserve"> </w:t>
       </w:r>
     </w:p>
     <w:p>
       <w:pPr>
         <w:pStyle w:val="Heading2"/>
       </w:pPr>
-      <w:r>
-        <w:t xml:space="preserve">Background </w:t>
+      <w:bookmarkStart w:id="4" w:name="_Toc224638801"/>
+      <w:r>
+        <w:t>Background</w:t>
+      </w:r>
+      <w:bookmarkEnd w:id="4"/>
+      <w:r>
+        <w:t xml:space="preserve"> </w:t>
       </w:r>
     </w:p>
     <w:p>
@@ -1821,7 +2055,7 @@
               </wp:anchor>
             </w:drawing>
           </mc:Choice>
-          <mc:Fallback xmlns:w16sdtfl="http://schemas.microsoft.com/office/word/2024/wordml/sdtformatlock" xmlns:w16du="http://schemas.microsoft.com/office/word/2023/wordml/word16du" xmlns:oel="http://schemas.microsoft.com/office/2019/extlst">
+          <mc:Fallback xmlns:oel="http://schemas.microsoft.com/office/2019/extlst" xmlns:w16du="http://schemas.microsoft.com/office/word/2023/wordml/word16du" xmlns:w16sdtfl="http://schemas.microsoft.com/office/word/2024/wordml/sdtformatlock">
             <w:pict>
               <v:roundrect w14:anchorId="1032AC28" id="Rectangle: Rounded Corners 1" o:spid="_x0000_s1026" style="position:absolute;margin-left:65.95pt;margin-top:1.45pt;width:15.75pt;height:15.75pt;z-index:251660288;visibility:visible;mso-wrap-style:square;mso-width-percent:0;mso-height-percent:0;mso-wrap-distance-left:9pt;mso-wrap-distance-top:0;mso-wrap-distance-right:9pt;mso-wrap-distance-bottom:0;mso-position-horizontal:absolute;mso-position-horizontal-relative:text;mso-position-vertical:absolute;mso-position-vertical-relative:text;mso-width-percent:0;mso-height-percent:0;mso-width-relative:margin;mso-height-relative:margin;v-text-anchor:middle" arcsize="10923f" o:gfxdata="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" fillcolor="#f2f2f2 [3052]" strokecolor="black [3213]" strokeweight="1pt">
                 <v:stroke joinstyle="miter"/>
@@ -1952,7 +2186,7 @@
               </wp:anchor>
             </w:drawing>
           </mc:Choice>
-          <mc:Fallback xmlns:w16sdtfl="http://schemas.microsoft.com/office/word/2024/wordml/sdtformatlock" xmlns:w16du="http://schemas.microsoft.com/office/word/2023/wordml/word16du" xmlns:oel="http://schemas.microsoft.com/office/2019/extlst">
+          <mc:Fallback xmlns:oel="http://schemas.microsoft.com/office/2019/extlst" xmlns:w16du="http://schemas.microsoft.com/office/word/2023/wordml/word16du" xmlns:w16sdtfl="http://schemas.microsoft.com/office/word/2024/wordml/sdtformatlock">
             <w:pict>
               <v:roundrect w14:anchorId="1F948000" id="Rectangle: Rounded Corners 2" o:spid="_x0000_s1026" style="position:absolute;margin-left:101.25pt;margin-top:3pt;width:18pt;height:12.75pt;z-index:251661312;visibility:visible;mso-wrap-style:square;mso-wrap-distance-left:9pt;mso-wrap-distance-top:0;mso-wrap-distance-right:9pt;mso-wrap-distance-bottom:0;mso-position-horizontal:absolute;mso-position-horizontal-relative:text;mso-position-vertical:absolute;mso-position-vertical-relative:text;v-text-anchor:middle" arcsize="10923f" o:gfxdata="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" fillcolor="#5a5a5a [2109]" strokecolor="#f2f2f2 [3052]" strokeweight="1pt">
                 <v:stroke joinstyle="miter"/>
@@ -2081,7 +2315,7 @@
               </wp:anchor>
             </w:drawing>
           </mc:Choice>
-          <mc:Fallback xmlns:w16sdtfl="http://schemas.microsoft.com/office/word/2024/wordml/sdtformatlock" xmlns:w16du="http://schemas.microsoft.com/office/word/2023/wordml/word16du" xmlns:oel="http://schemas.microsoft.com/office/2019/extlst">
+          <mc:Fallback xmlns:oel="http://schemas.microsoft.com/office/2019/extlst" xmlns:w16du="http://schemas.microsoft.com/office/word/2023/wordml/word16du" xmlns:w16sdtfl="http://schemas.microsoft.com/office/word/2024/wordml/sdtformatlock">
             <w:pict>
               <v:roundrect w14:anchorId="5F335EAC" id="Rectangle: Rounded Corners 3" o:spid="_x0000_s1026" style="position:absolute;margin-left:124.5pt;margin-top:.8pt;width:21pt;height:15pt;z-index:251662336;visibility:visible;mso-wrap-style:square;mso-height-percent:0;mso-wrap-distance-left:9pt;mso-wrap-distance-top:0;mso-wrap-distance-right:9pt;mso-wrap-distance-bottom:0;mso-position-horizontal:absolute;mso-position-horizontal-relative:text;mso-position-vertical:absolute;mso-position-vertical-relative:text;mso-height-percent:0;mso-height-relative:margin;v-text-anchor:middle" arcsize="10923f" o:gfxdata="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" fillcolor="#c9fbd5" strokecolor="black [3213]" strokeweight="1pt">
                 <v:stroke joinstyle="miter"/>
@@ -2118,8 +2352,13 @@
       <w:pPr>
         <w:pStyle w:val="Heading2"/>
       </w:pPr>
-      <w:r>
-        <w:t xml:space="preserve">Fonts </w:t>
+      <w:bookmarkStart w:id="5" w:name="_Toc224638802"/>
+      <w:r>
+        <w:t>Fonts</w:t>
+      </w:r>
+      <w:bookmarkEnd w:id="5"/>
+      <w:r>
+        <w:t xml:space="preserve"> </w:t>
       </w:r>
     </w:p>
     <w:p>
@@ -2245,7 +2484,7 @@
               </wp:anchor>
             </w:drawing>
           </mc:Choice>
-          <mc:Fallback xmlns:w16sdtfl="http://schemas.microsoft.com/office/word/2024/wordml/sdtformatlock" xmlns:w16du="http://schemas.microsoft.com/office/word/2023/wordml/word16du" xmlns:oel="http://schemas.microsoft.com/office/2019/extlst">
+          <mc:Fallback xmlns:oel="http://schemas.microsoft.com/office/2019/extlst" xmlns:w16du="http://schemas.microsoft.com/office/word/2023/wordml/word16du" xmlns:w16sdtfl="http://schemas.microsoft.com/office/word/2024/wordml/sdtformatlock">
             <w:pict>
               <v:roundrect w14:anchorId="2BD0606B" id="Rectangle: Rounded Corners 4" o:spid="_x0000_s1026" style="position:absolute;margin-left:89.25pt;margin-top:25.95pt;width:23.25pt;height:24.75pt;z-index:251664384;visibility:visible;mso-wrap-style:square;mso-width-percent:0;mso-height-percent:0;mso-wrap-distance-left:9pt;mso-wrap-distance-top:0;mso-wrap-distance-right:9pt;mso-wrap-distance-bottom:0;mso-position-horizontal:absolute;mso-position-horizontal-relative:text;mso-position-vertical:absolute;mso-position-vertical-relative:text;mso-width-percent:0;mso-height-percent:0;mso-width-relative:margin;mso-height-relative:margin;v-text-anchor:middle" arcsize="10923f" o:gfxdata="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" fillcolor="white [3212]" strokecolor="black [3213]" strokeweight="1pt">
                 <v:stroke joinstyle="miter"/>
@@ -2336,7 +2575,7 @@
               </wp:inline>
             </w:drawing>
           </mc:Choice>
-          <mc:Fallback xmlns:w16sdtfl="http://schemas.microsoft.com/office/word/2024/wordml/sdtformatlock" xmlns:w16du="http://schemas.microsoft.com/office/word/2023/wordml/word16du" xmlns:oel="http://schemas.microsoft.com/office/2019/extlst">
+          <mc:Fallback xmlns:oel="http://schemas.microsoft.com/office/2019/extlst" xmlns:w16du="http://schemas.microsoft.com/office/word/2023/wordml/word16du" xmlns:w16sdtfl="http://schemas.microsoft.com/office/word/2024/wordml/sdtformatlock">
             <w:pict>
               <v:roundrect w14:anchorId="21D702E3" id="Rectangle: Rounded Corners 2" o:spid="_x0000_s1027" style="width:16.5pt;height:17.25pt;visibility:visible;mso-wrap-style:square;mso-left-percent:-10001;mso-top-percent:-10001;mso-position-horizontal:absolute;mso-position-horizontal-relative:char;mso-position-vertical:absolute;mso-position-vertical-relative:line;mso-left-percent:-10001;mso-top-percent:-10001;v-text-anchor:middle" arcsize="10923f" o:gfxdata="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" fillcolor="#2c3e50" strokecolor="black [480]" strokeweight="1pt">
                 <v:stroke joinstyle="miter"/>
@@ -2407,11 +2646,14 @@
       <w:pPr>
         <w:pStyle w:val="Heading2"/>
       </w:pPr>
-      <w:bookmarkStart w:id="2" w:name="_Toc218246624"/>
-      <w:r>
+      <w:bookmarkStart w:id="6" w:name="_Toc218246624"/>
+      <w:bookmarkStart w:id="7" w:name="_Toc224638803"/>
+      <w:r>
+        <w:lastRenderedPageBreak/>
         <w:t>Interactive</w:t>
       </w:r>
-      <w:bookmarkEnd w:id="2"/>
+      <w:bookmarkEnd w:id="6"/>
+      <w:bookmarkEnd w:id="7"/>
     </w:p>
     <w:p>
       <w:pPr>
@@ -2448,12 +2690,13 @@
       <w:pPr>
         <w:pStyle w:val="Heading2"/>
       </w:pPr>
-      <w:bookmarkStart w:id="3" w:name="_Toc218246625"/>
-      <w:r>
-        <w:lastRenderedPageBreak/>
+      <w:bookmarkStart w:id="8" w:name="_Toc218246625"/>
+      <w:bookmarkStart w:id="9" w:name="_Toc224638804"/>
+      <w:r>
         <w:t>Buttons/Cards</w:t>
       </w:r>
-      <w:bookmarkEnd w:id="3"/>
+      <w:bookmarkEnd w:id="8"/>
+      <w:bookmarkEnd w:id="9"/>
     </w:p>
     <w:p>
       <w:pPr>
@@ -2497,7 +2740,8 @@
         <w:t>Radius = 10px</w:t>
       </w:r>
     </w:p>
-    <w:bookmarkStart w:id="4" w:name="_Toc218246626"/>
+    <w:bookmarkStart w:id="10" w:name="_Toc218246626"/>
+    <w:bookmarkStart w:id="11" w:name="_Toc224638805"/>
     <w:p>
       <w:pPr>
         <w:pStyle w:val="Heading1"/>
@@ -2598,7 +2842,7 @@
               </wp:anchor>
             </w:drawing>
           </mc:Choice>
-          <mc:Fallback xmlns:w16sdtfl="http://schemas.microsoft.com/office/word/2024/wordml/sdtformatlock" xmlns:w16du="http://schemas.microsoft.com/office/word/2023/wordml/word16du" xmlns:oel="http://schemas.microsoft.com/office/2019/extlst">
+          <mc:Fallback xmlns:oel="http://schemas.microsoft.com/office/2019/extlst" xmlns:w16du="http://schemas.microsoft.com/office/word/2023/wordml/word16du" xmlns:w16sdtfl="http://schemas.microsoft.com/office/word/2024/wordml/sdtformatlock">
             <w:pict>
               <v:roundrect w14:anchorId="38D43766" id="Rectangle: Rounded Corners 14" o:spid="_x0000_s1028" style="position:absolute;margin-left:238pt;margin-top:15.15pt;width:111.2pt;height:62.7pt;z-index:251671552;visibility:visible;mso-wrap-style:square;mso-width-percent:0;mso-height-percent:0;mso-wrap-distance-left:9pt;mso-wrap-distance-top:0;mso-wrap-distance-right:9pt;mso-wrap-distance-bottom:0;mso-position-horizontal:absolute;mso-position-horizontal-relative:text;mso-position-vertical:absolute;mso-position-vertical-relative:text;mso-width-percent:0;mso-height-percent:0;mso-width-relative:margin;mso-height-relative:margin;v-text-anchor:middle" arcsize="10923f" o:gfxdata="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" fillcolor="white [3212]" strokecolor="#e00" strokeweight="1pt">
                 <v:stroke joinstyle="miter"/>
@@ -2631,9 +2875,11 @@
       <w:r>
         <w:t>Website Pages</w:t>
       </w:r>
-      <w:bookmarkEnd w:id="4"/>
+      <w:bookmarkEnd w:id="10"/>
+      <w:bookmarkEnd w:id="11"/>
     </w:p>
-    <w:bookmarkStart w:id="5" w:name="_Toc218246627"/>
+    <w:bookmarkStart w:id="12" w:name="_Toc218246627"/>
+    <w:bookmarkStart w:id="13" w:name="_Toc224638806"/>
     <w:p>
       <w:pPr>
         <w:pStyle w:val="Heading2"/>
@@ -2735,7 +2981,7 @@
               </wp:anchor>
             </w:drawing>
           </mc:Choice>
-          <mc:Fallback xmlns:w16sdtfl="http://schemas.microsoft.com/office/word/2024/wordml/sdtformatlock" xmlns:w16du="http://schemas.microsoft.com/office/word/2023/wordml/word16du" xmlns:oel="http://schemas.microsoft.com/office/2019/extlst">
+          <mc:Fallback xmlns:oel="http://schemas.microsoft.com/office/2019/extlst" xmlns:w16du="http://schemas.microsoft.com/office/word/2023/wordml/word16du" xmlns:w16sdtfl="http://schemas.microsoft.com/office/word/2024/wordml/sdtformatlock">
             <w:pict>
               <v:roundrect w14:anchorId="75B92B58" id="Rectangle: Rounded Corners 16" o:spid="_x0000_s1029" style="position:absolute;margin-left:371.25pt;margin-top:27.4pt;width:128.8pt;height:48.5pt;z-index:251673600;visibility:visible;mso-wrap-style:square;mso-width-percent:0;mso-height-percent:0;mso-wrap-distance-left:9pt;mso-wrap-distance-top:0;mso-wrap-distance-right:9pt;mso-wrap-distance-bottom:0;mso-position-horizontal:absolute;mso-position-horizontal-relative:text;mso-position-vertical:absolute;mso-position-vertical-relative:text;mso-width-percent:0;mso-height-percent:0;mso-width-relative:margin;mso-height-relative:margin;v-text-anchor:middle" arcsize="10923f" o:gfxdata="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" fillcolor="white [3212]" strokecolor="#e00" strokeweight="1pt">
                 <v:stroke joinstyle="miter"/>
@@ -2768,7 +3014,8 @@
       <w:r>
         <w:t>Register/Login Page</w:t>
       </w:r>
-      <w:bookmarkEnd w:id="5"/>
+      <w:bookmarkEnd w:id="12"/>
+      <w:bookmarkEnd w:id="13"/>
     </w:p>
     <w:p>
       <w:r>
@@ -2835,7 +3082,7 @@
               </wp:anchor>
             </w:drawing>
           </mc:Choice>
-          <mc:Fallback xmlns:w16sdtfl="http://schemas.microsoft.com/office/word/2024/wordml/sdtformatlock" xmlns:w16du="http://schemas.microsoft.com/office/word/2023/wordml/word16du" xmlns:oel="http://schemas.microsoft.com/office/2019/extlst">
+          <mc:Fallback xmlns:oel="http://schemas.microsoft.com/office/2019/extlst" xmlns:w16du="http://schemas.microsoft.com/office/word/2023/wordml/word16du" xmlns:w16sdtfl="http://schemas.microsoft.com/office/word/2024/wordml/sdtformatlock">
             <w:pict>
               <v:shapetype w14:anchorId="4CD21F07" id="_x0000_t32" coordsize="21600,21600" o:spt="32" o:oned="t" path="m,l21600,21600e" filled="f">
                 <v:path arrowok="t" fillok="f" o:connecttype="none"/>
@@ -2945,7 +3192,7 @@
               </wp:anchor>
             </w:drawing>
           </mc:Choice>
-          <mc:Fallback xmlns:w16sdtfl="http://schemas.microsoft.com/office/word/2024/wordml/sdtformatlock" xmlns:w16du="http://schemas.microsoft.com/office/word/2023/wordml/word16du" xmlns:oel="http://schemas.microsoft.com/office/2019/extlst">
+          <mc:Fallback xmlns:oel="http://schemas.microsoft.com/office/2019/extlst" xmlns:w16du="http://schemas.microsoft.com/office/word/2023/wordml/word16du" xmlns:w16sdtfl="http://schemas.microsoft.com/office/word/2024/wordml/sdtformatlock">
             <w:pict>
               <v:roundrect w14:anchorId="18F74387" id="Rectangle: Rounded Corners 20" o:spid="_x0000_s1030" style="position:absolute;margin-left:395.2pt;margin-top:44.3pt;width:113.15pt;height:64.65pt;z-index:251677696;visibility:visible;mso-wrap-style:square;mso-width-percent:0;mso-height-percent:0;mso-wrap-distance-left:9pt;mso-wrap-distance-top:0;mso-wrap-distance-right:9pt;mso-wrap-distance-bottom:0;mso-position-horizontal:absolute;mso-position-horizontal-relative:text;mso-position-vertical:absolute;mso-position-vertical-relative:text;mso-width-percent:0;mso-height-percent:0;mso-width-relative:margin;mso-height-relative:margin;v-text-anchor:middle" arcsize="10923f" o:gfxdata="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" fillcolor="white [3212]" strokecolor="#e00" strokeweight="1pt">
                 <v:stroke joinstyle="miter"/>
@@ -3033,7 +3280,7 @@
               </wp:anchor>
             </w:drawing>
           </mc:Choice>
-          <mc:Fallback xmlns:w16sdtfl="http://schemas.microsoft.com/office/word/2024/wordml/sdtformatlock" xmlns:w16du="http://schemas.microsoft.com/office/word/2023/wordml/word16du" xmlns:oel="http://schemas.microsoft.com/office/2019/extlst">
+          <mc:Fallback xmlns:oel="http://schemas.microsoft.com/office/2019/extlst" xmlns:w16du="http://schemas.microsoft.com/office/word/2023/wordml/word16du" xmlns:w16sdtfl="http://schemas.microsoft.com/office/word/2024/wordml/sdtformatlock">
             <w:pict>
               <v:shape w14:anchorId="2FB69918" id="Straight Arrow Connector 21" o:spid="_x0000_s1026" type="#_x0000_t32" style="position:absolute;margin-left:445.7pt;margin-top:109pt;width:18.6pt;height:40.7pt;flip:x;z-index:251678720;visibility:visible;mso-wrap-style:square;mso-wrap-distance-left:9pt;mso-wrap-distance-top:0;mso-wrap-distance-right:9pt;mso-wrap-distance-bottom:0;mso-position-horizontal:absolute;mso-position-horizontal-relative:text;mso-position-vertical:absolute;mso-position-vertical-relative:text" o:gfxdata="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" strokecolor="#4472c4 [3204]" strokeweight="1pt">
                 <v:stroke endarrow="block" joinstyle="miter"/>
@@ -3100,7 +3347,7 @@
               </wp:anchor>
             </w:drawing>
           </mc:Choice>
-          <mc:Fallback xmlns:w16sdtfl="http://schemas.microsoft.com/office/word/2024/wordml/sdtformatlock" xmlns:w16du="http://schemas.microsoft.com/office/word/2023/wordml/word16du" xmlns:oel="http://schemas.microsoft.com/office/2019/extlst">
+          <mc:Fallback xmlns:oel="http://schemas.microsoft.com/office/2019/extlst" xmlns:w16du="http://schemas.microsoft.com/office/word/2023/wordml/word16du" xmlns:w16sdtfl="http://schemas.microsoft.com/office/word/2024/wordml/sdtformatlock">
             <w:pict>
               <v:shape w14:anchorId="0FF22EB7" id="Straight Arrow Connector 19" o:spid="_x0000_s1026" type="#_x0000_t32" style="position:absolute;margin-left:5.9pt;margin-top:82.6pt;width:28.9pt;height:26.45pt;z-index:251676672;visibility:visible;mso-wrap-style:square;mso-wrap-distance-left:9pt;mso-wrap-distance-top:0;mso-wrap-distance-right:9pt;mso-wrap-distance-bottom:0;mso-position-horizontal:absolute;mso-position-horizontal-relative:text;mso-position-vertical:absolute;mso-position-vertical-relative:text" o:gfxdata="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" strokecolor="#4472c4 [3204]" strokeweight="1pt">
                 <v:stroke endarrow="block" joinstyle="miter"/>
@@ -3206,7 +3453,7 @@
               </wp:anchor>
             </w:drawing>
           </mc:Choice>
-          <mc:Fallback xmlns:w16sdtfl="http://schemas.microsoft.com/office/word/2024/wordml/sdtformatlock" xmlns:w16du="http://schemas.microsoft.com/office/word/2023/wordml/word16du" xmlns:oel="http://schemas.microsoft.com/office/2019/extlst">
+          <mc:Fallback xmlns:oel="http://schemas.microsoft.com/office/2019/extlst" xmlns:w16du="http://schemas.microsoft.com/office/word/2023/wordml/word16du" xmlns:w16sdtfl="http://schemas.microsoft.com/office/word/2024/wordml/sdtformatlock">
             <w:pict>
               <v:roundrect w14:anchorId="7A7BFF83" id="Rectangle: Rounded Corners 18" o:spid="_x0000_s1031" style="position:absolute;margin-left:-69.05pt;margin-top:30.6pt;width:92.1pt;height:51.45pt;z-index:251675648;visibility:visible;mso-wrap-style:square;mso-width-percent:0;mso-height-percent:0;mso-wrap-distance-left:9pt;mso-wrap-distance-top:0;mso-wrap-distance-right:9pt;mso-wrap-distance-bottom:0;mso-position-horizontal:absolute;mso-position-horizontal-relative:text;mso-position-vertical:absolute;mso-position-vertical-relative:text;mso-width-percent:0;mso-height-percent:0;mso-width-relative:margin;mso-height-relative:margin;v-text-anchor:middle" arcsize="10923f" o:gfxdata="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" fillcolor="white [3212]" strokecolor="#e00" strokeweight="1pt">
                 <v:stroke joinstyle="miter"/>
@@ -3294,7 +3541,7 @@
               </wp:anchor>
             </w:drawing>
           </mc:Choice>
-          <mc:Fallback xmlns:w16sdtfl="http://schemas.microsoft.com/office/word/2024/wordml/sdtformatlock" xmlns:w16du="http://schemas.microsoft.com/office/word/2023/wordml/word16du" xmlns:oel="http://schemas.microsoft.com/office/2019/extlst">
+          <mc:Fallback xmlns:oel="http://schemas.microsoft.com/office/2019/extlst" xmlns:w16du="http://schemas.microsoft.com/office/word/2023/wordml/word16du" xmlns:w16sdtfl="http://schemas.microsoft.com/office/word/2024/wordml/sdtformatlock">
             <w:pict>
               <v:shape w14:anchorId="389DF243" id="Straight Arrow Connector 17" o:spid="_x0000_s1026" type="#_x0000_t32" style="position:absolute;margin-left:225.8pt;margin-top:26.75pt;width:148.4pt;height:55.35pt;flip:x;z-index:251674624;visibility:visible;mso-wrap-style:square;mso-wrap-distance-left:9pt;mso-wrap-distance-top:0;mso-wrap-distance-right:9pt;mso-wrap-distance-bottom:0;mso-position-horizontal:absolute;mso-position-horizontal-relative:text;mso-position-vertical:absolute;mso-position-vertical-relative:text" o:gfxdata="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" strokecolor="#4472c4 [3204]" strokeweight="1pt">
                 <v:stroke endarrow="block" joinstyle="miter"/>
@@ -3361,7 +3608,7 @@
               </wp:anchor>
             </w:drawing>
           </mc:Choice>
-          <mc:Fallback xmlns:w16sdtfl="http://schemas.microsoft.com/office/word/2024/wordml/sdtformatlock" xmlns:w16du="http://schemas.microsoft.com/office/word/2023/wordml/word16du" xmlns:oel="http://schemas.microsoft.com/office/2019/extlst">
+          <mc:Fallback xmlns:oel="http://schemas.microsoft.com/office/2019/extlst" xmlns:w16du="http://schemas.microsoft.com/office/word/2023/wordml/word16du" xmlns:w16sdtfl="http://schemas.microsoft.com/office/word/2024/wordml/sdtformatlock">
             <w:pict>
               <v:shape w14:anchorId="54FCE28C" id="Straight Arrow Connector 15" o:spid="_x0000_s1026" type="#_x0000_t32" style="position:absolute;margin-left:170.95pt;margin-top:1.8pt;width:89.15pt;height:54.35pt;flip:x;z-index:251672576;visibility:visible;mso-wrap-style:square;mso-wrap-distance-left:9pt;mso-wrap-distance-top:0;mso-wrap-distance-right:9pt;mso-wrap-distance-bottom:0;mso-position-horizontal:absolute;mso-position-horizontal-relative:text;mso-position-vertical:absolute;mso-position-vertical-relative:text" o:gfxdata="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" strokecolor="#4472c4 [3204]" strokeweight="1pt">
                 <v:stroke endarrow="block" joinstyle="miter"/>
@@ -3428,7 +3675,7 @@
               </wp:anchor>
             </w:drawing>
           </mc:Choice>
-          <mc:Fallback xmlns:w16sdtfl="http://schemas.microsoft.com/office/word/2024/wordml/sdtformatlock" xmlns:w16du="http://schemas.microsoft.com/office/word/2023/wordml/word16du" xmlns:oel="http://schemas.microsoft.com/office/2019/extlst">
+          <mc:Fallback xmlns:oel="http://schemas.microsoft.com/office/2019/extlst" xmlns:w16du="http://schemas.microsoft.com/office/word/2023/wordml/word16du" xmlns:w16sdtfl="http://schemas.microsoft.com/office/word/2024/wordml/sdtformatlock">
             <w:pict>
               <v:shape w14:anchorId="2E94EB8E" id="Straight Arrow Connector 11" o:spid="_x0000_s1026" type="#_x0000_t32" style="position:absolute;margin-left:230.7pt;margin-top:125.7pt;width:31.35pt;height:3.45pt;flip:x;z-index:251668480;visibility:visible;mso-wrap-style:square;mso-wrap-distance-left:9pt;mso-wrap-distance-top:0;mso-wrap-distance-right:9pt;mso-wrap-distance-bottom:0;mso-position-horizontal:absolute;mso-position-horizontal-relative:text;mso-position-vertical:absolute;mso-position-vertical-relative:text" o:gfxdata="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" strokecolor="#4472c4 [3204]" strokeweight="1pt">
                 <v:stroke endarrow="block" joinstyle="miter"/>
@@ -3534,7 +3781,7 @@
               </wp:anchor>
             </w:drawing>
           </mc:Choice>
-          <mc:Fallback xmlns:w16sdtfl="http://schemas.microsoft.com/office/word/2024/wordml/sdtformatlock" xmlns:w16du="http://schemas.microsoft.com/office/word/2023/wordml/word16du" xmlns:oel="http://schemas.microsoft.com/office/2019/extlst">
+          <mc:Fallback xmlns:oel="http://schemas.microsoft.com/office/2019/extlst" xmlns:w16du="http://schemas.microsoft.com/office/word/2023/wordml/word16du" xmlns:w16sdtfl="http://schemas.microsoft.com/office/word/2024/wordml/sdtformatlock">
             <w:pict>
               <v:roundrect w14:anchorId="2115B757" id="Rectangle: Rounded Corners 10" o:spid="_x0000_s1032" style="position:absolute;margin-left:261.05pt;margin-top:96.3pt;width:128.35pt;height:44.55pt;z-index:251667456;visibility:visible;mso-wrap-style:square;mso-width-percent:0;mso-height-percent:0;mso-wrap-distance-left:9pt;mso-wrap-distance-top:0;mso-wrap-distance-right:9pt;mso-wrap-distance-bottom:0;mso-position-horizontal:absolute;mso-position-horizontal-relative:text;mso-position-vertical:absolute;mso-position-vertical-relative:text;mso-width-percent:0;mso-height-percent:0;mso-width-relative:margin;mso-height-relative:margin;v-text-anchor:middle" arcsize="10923f" o:gfxdata="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" fillcolor="white [3212]" strokecolor="#e00" strokeweight="1pt">
                 <v:stroke joinstyle="miter"/>
@@ -3720,7 +3967,7 @@
               </wp:anchor>
             </w:drawing>
           </mc:Choice>
-          <mc:Fallback xmlns:w16sdtfl="http://schemas.microsoft.com/office/word/2024/wordml/sdtformatlock" xmlns:w16du="http://schemas.microsoft.com/office/word/2023/wordml/word16du" xmlns:oel="http://schemas.microsoft.com/office/2019/extlst">
+          <mc:Fallback xmlns:oel="http://schemas.microsoft.com/office/2019/extlst" xmlns:w16du="http://schemas.microsoft.com/office/word/2023/wordml/word16du" xmlns:w16sdtfl="http://schemas.microsoft.com/office/word/2024/wordml/sdtformatlock">
             <w:pict>
               <v:roundrect w14:anchorId="16189D5A" id="Rectangle: Rounded Corners 8" o:spid="_x0000_s1033" style="position:absolute;margin-left:93.55pt;margin-top:171.5pt;width:112.15pt;height:48pt;z-index:251683840;visibility:visible;mso-wrap-style:square;mso-width-percent:0;mso-height-percent:0;mso-wrap-distance-left:9pt;mso-wrap-distance-top:0;mso-wrap-distance-right:9pt;mso-wrap-distance-bottom:0;mso-position-horizontal:absolute;mso-position-horizontal-relative:text;mso-position-vertical:absolute;mso-position-vertical-relative:text;mso-width-percent:0;mso-height-percent:0;mso-width-relative:margin;mso-height-relative:margin;v-text-anchor:middle" arcsize="10923f" o:gfxdata="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" fillcolor="white [3212]" strokecolor="#e00" strokeweight="1pt">
                 <v:stroke joinstyle="miter"/>
@@ -3823,7 +4070,7 @@
               </wp:anchor>
             </w:drawing>
           </mc:Choice>
-          <mc:Fallback xmlns:w16sdtfl="http://schemas.microsoft.com/office/word/2024/wordml/sdtformatlock" xmlns:w16du="http://schemas.microsoft.com/office/word/2023/wordml/word16du" xmlns:oel="http://schemas.microsoft.com/office/2019/extlst">
+          <mc:Fallback xmlns:oel="http://schemas.microsoft.com/office/2019/extlst" xmlns:w16du="http://schemas.microsoft.com/office/word/2023/wordml/word16du" xmlns:w16sdtfl="http://schemas.microsoft.com/office/word/2024/wordml/sdtformatlock">
             <w:pict>
               <v:shape w14:anchorId="1379652D" id="Straight Arrow Connector 24" o:spid="_x0000_s1026" type="#_x0000_t32" style="position:absolute;margin-left:5.9pt;margin-top:122.25pt;width:24pt;height:15.2pt;z-index:251681792;visibility:visible;mso-wrap-style:square;mso-wrap-distance-left:9pt;mso-wrap-distance-top:0;mso-wrap-distance-right:9pt;mso-wrap-distance-bottom:0;mso-position-horizontal:absolute;mso-position-horizontal-relative:text;mso-position-vertical:absolute;mso-position-vertical-relative:text" o:gfxdata="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" strokecolor="#4472c4 [3204]" strokeweight="1pt">
                 <v:stroke endarrow="block" joinstyle="miter"/>
@@ -3928,7 +4175,7 @@
               </wp:anchor>
             </w:drawing>
           </mc:Choice>
-          <mc:Fallback xmlns:w16sdtfl="http://schemas.microsoft.com/office/word/2024/wordml/sdtformatlock" xmlns:w16du="http://schemas.microsoft.com/office/word/2023/wordml/word16du" xmlns:oel="http://schemas.microsoft.com/office/2019/extlst">
+          <mc:Fallback xmlns:oel="http://schemas.microsoft.com/office/2019/extlst" xmlns:w16du="http://schemas.microsoft.com/office/word/2023/wordml/word16du" xmlns:w16sdtfl="http://schemas.microsoft.com/office/word/2024/wordml/sdtformatlock">
             <w:pict>
               <v:roundrect w14:anchorId="321C0DA7" id="Rectangle: Rounded Corners 23" o:spid="_x0000_s1034" style="position:absolute;margin-left:-72.95pt;margin-top:70.35pt;width:97.95pt;height:50.45pt;z-index:251680768;visibility:visible;mso-wrap-style:square;mso-width-percent:0;mso-height-percent:0;mso-wrap-distance-left:9pt;mso-wrap-distance-top:0;mso-wrap-distance-right:9pt;mso-wrap-distance-bottom:0;mso-position-horizontal:absolute;mso-position-horizontal-relative:text;mso-position-vertical:absolute;mso-position-vertical-relative:text;mso-width-percent:0;mso-height-percent:0;mso-width-relative:margin;mso-height-relative:margin;v-text-anchor:middle" arcsize="10923f" o:gfxdata="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" fillcolor="white [3212]" strokecolor="#e00" strokeweight="1pt">
                 <v:stroke joinstyle="miter"/>
@@ -4015,7 +4262,7 @@
               </wp:anchor>
             </w:drawing>
           </mc:Choice>
-          <mc:Fallback xmlns:w16sdtfl="http://schemas.microsoft.com/office/word/2024/wordml/sdtformatlock" xmlns:w16du="http://schemas.microsoft.com/office/word/2023/wordml/word16du" xmlns:oel="http://schemas.microsoft.com/office/2019/extlst">
+          <mc:Fallback xmlns:oel="http://schemas.microsoft.com/office/2019/extlst" xmlns:w16du="http://schemas.microsoft.com/office/word/2023/wordml/word16du" xmlns:w16sdtfl="http://schemas.microsoft.com/office/word/2024/wordml/sdtformatlock">
             <w:pict>
               <v:shape w14:anchorId="4106AC26" id="Straight Arrow Connector 13" o:spid="_x0000_s1026" type="#_x0000_t32" style="position:absolute;margin-left:222.35pt;margin-top:131.1pt;width:55.35pt;height:18.1pt;flip:x y;z-index:251670528;visibility:visible;mso-wrap-style:square;mso-wrap-distance-left:9pt;mso-wrap-distance-top:0;mso-wrap-distance-right:9pt;mso-wrap-distance-bottom:0;mso-position-horizontal:absolute;mso-position-horizontal-relative:text;mso-position-vertical:absolute;mso-position-vertical-relative:text" o:gfxdata="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" strokecolor="#4472c4 [3204]" strokeweight="1pt">
                 <v:stroke endarrow="block" joinstyle="miter"/>
@@ -4120,7 +4367,7 @@
               </wp:anchor>
             </w:drawing>
           </mc:Choice>
-          <mc:Fallback xmlns:w16sdtfl="http://schemas.microsoft.com/office/word/2024/wordml/sdtformatlock" xmlns:w16du="http://schemas.microsoft.com/office/word/2023/wordml/word16du" xmlns:oel="http://schemas.microsoft.com/office/2019/extlst">
+          <mc:Fallback xmlns:oel="http://schemas.microsoft.com/office/2019/extlst" xmlns:w16du="http://schemas.microsoft.com/office/word/2023/wordml/word16du" xmlns:w16sdtfl="http://schemas.microsoft.com/office/word/2024/wordml/sdtformatlock">
             <w:pict>
               <v:roundrect w14:anchorId="1CE1AE7F" id="Rectangle: Rounded Corners 12" o:spid="_x0000_s1035" style="position:absolute;margin-left:277.2pt;margin-top:91.8pt;width:120.5pt;height:74.45pt;z-index:251669504;visibility:visible;mso-wrap-style:square;mso-width-percent:0;mso-height-percent:0;mso-wrap-distance-left:9pt;mso-wrap-distance-top:0;mso-wrap-distance-right:9pt;mso-wrap-distance-bottom:0;mso-position-horizontal:absolute;mso-position-horizontal-relative:text;mso-position-vertical:absolute;mso-position-vertical-relative:text;mso-width-percent:0;mso-height-percent:0;mso-width-relative:margin;mso-height-relative:margin;v-text-anchor:middle" arcsize="10923f" o:gfxdata="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" fillcolor="white [3212]" strokecolor="#e00" strokeweight="1pt">
                 <v:stroke joinstyle="miter"/>
@@ -4195,8 +4442,13 @@
       <w:pPr>
         <w:pStyle w:val="Heading2"/>
       </w:pPr>
-      <w:r>
-        <w:t xml:space="preserve">Navigation bar </w:t>
+      <w:bookmarkStart w:id="14" w:name="_Toc224638807"/>
+      <w:r>
+        <w:t>Navigation bar</w:t>
+      </w:r>
+      <w:bookmarkEnd w:id="14"/>
+      <w:r>
+        <w:t xml:space="preserve"> </w:t>
       </w:r>
     </w:p>
     <w:p>
@@ -4257,7 +4509,7 @@
               </wp:anchor>
             </w:drawing>
           </mc:Choice>
-          <mc:Fallback xmlns:w16sdtfl="http://schemas.microsoft.com/office/word/2024/wordml/sdtformatlock" xmlns:w16du="http://schemas.microsoft.com/office/word/2023/wordml/word16du" xmlns:oel="http://schemas.microsoft.com/office/2019/extlst">
+          <mc:Fallback xmlns:oel="http://schemas.microsoft.com/office/2019/extlst" xmlns:w16du="http://schemas.microsoft.com/office/word/2023/wordml/word16du" xmlns:w16sdtfl="http://schemas.microsoft.com/office/word/2024/wordml/sdtformatlock">
             <w:pict>
               <v:shape w14:anchorId="4E66CC7F" id="Straight Arrow Connector 6" o:spid="_x0000_s1026" type="#_x0000_t32" style="position:absolute;margin-left:69.55pt;margin-top:9pt;width:28pt;height:18.5pt;flip:x;z-index:251684864;visibility:visible;mso-wrap-style:square;mso-wrap-distance-left:9pt;mso-wrap-distance-top:0;mso-wrap-distance-right:9pt;mso-wrap-distance-bottom:0;mso-position-horizontal:absolute;mso-position-horizontal-relative:text;mso-position-vertical:absolute;mso-position-vertical-relative:text" o:gfxdata="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" strokecolor="#4472c4 [3204]" strokeweight=".5pt">
                 <v:stroke endarrow="block" joinstyle="miter"/>
@@ -4322,9 +4574,14 @@
       <w:pPr>
         <w:pStyle w:val="Heading2"/>
       </w:pPr>
+      <w:bookmarkStart w:id="15" w:name="_Toc224638808"/>
       <w:r>
         <w:lastRenderedPageBreak/>
-        <w:t xml:space="preserve">Home page </w:t>
+        <w:t>Home page</w:t>
+      </w:r>
+      <w:bookmarkEnd w:id="15"/>
+      <w:r>
+        <w:t xml:space="preserve"> </w:t>
       </w:r>
     </w:p>
     <w:p>
@@ -4505,8 +4762,13 @@
       <w:pPr>
         <w:pStyle w:val="Heading2"/>
       </w:pPr>
-      <w:r>
-        <w:t xml:space="preserve">Privacy page </w:t>
+      <w:bookmarkStart w:id="16" w:name="_Toc224638809"/>
+      <w:r>
+        <w:t>Privacy page</w:t>
+      </w:r>
+      <w:bookmarkEnd w:id="16"/>
+      <w:r>
+        <w:t xml:space="preserve"> </w:t>
       </w:r>
     </w:p>
     <w:p>
@@ -4749,8 +5011,13 @@
       <w:pPr>
         <w:pStyle w:val="Heading2"/>
       </w:pPr>
-      <w:r>
-        <w:t xml:space="preserve">Products page </w:t>
+      <w:bookmarkStart w:id="17" w:name="_Toc224638810"/>
+      <w:r>
+        <w:t>Products page</w:t>
+      </w:r>
+      <w:bookmarkEnd w:id="17"/>
+      <w:r>
+        <w:t xml:space="preserve"> </w:t>
       </w:r>
     </w:p>
     <w:p>
@@ -4952,9 +5219,11 @@
       <w:pPr>
         <w:pStyle w:val="Heading2"/>
       </w:pPr>
+      <w:bookmarkStart w:id="18" w:name="_Toc224638811"/>
       <w:r>
         <w:t>Producer Dashboard</w:t>
       </w:r>
+      <w:bookmarkEnd w:id="18"/>
     </w:p>
     <w:p>
       <w:pPr>
@@ -5108,8 +5377,13 @@
       <w:pPr>
         <w:pStyle w:val="Heading2"/>
       </w:pPr>
-      <w:r>
-        <w:t xml:space="preserve">Loyalty Points page  </w:t>
+      <w:bookmarkStart w:id="19" w:name="_Toc224638812"/>
+      <w:r>
+        <w:t>Loyalty Points page</w:t>
+      </w:r>
+      <w:bookmarkEnd w:id="19"/>
+      <w:r>
+        <w:t xml:space="preserve">  </w:t>
       </w:r>
     </w:p>
     <w:p>
@@ -6376,6 +6650,33 @@
       <w:color w:val="2F5496" w:themeColor="accent1" w:themeShade="BF"/>
       <w:sz w:val="26"/>
       <w:szCs w:val="26"/>
+    </w:rPr>
+  </w:style>
+  <w:style w:type="character" w:styleId="FollowedHyperlink">
+    <w:name w:val="FollowedHyperlink"/>
+    <w:basedOn w:val="DefaultParagraphFont"/>
+    <w:uiPriority w:val="99"/>
+    <w:semiHidden/>
+    <w:unhideWhenUsed/>
+    <w:rsid w:val="00401377"/>
+    <w:rPr>
+      <w:color w:val="954F72" w:themeColor="followedHyperlink"/>
+      <w:u w:val="single"/>
+    </w:rPr>
+  </w:style>
+  <w:style w:type="paragraph" w:styleId="TOCHeading">
+    <w:name w:val="TOC Heading"/>
+    <w:basedOn w:val="Heading1"/>
+    <w:next w:val="Normal"/>
+    <w:uiPriority w:val="39"/>
+    <w:unhideWhenUsed/>
+    <w:qFormat/>
+    <w:rsid w:val="00401377"/>
+    <w:pPr>
+      <w:outlineLvl w:val="9"/>
+    </w:pPr>
+    <w:rPr>
+      <w:lang w:eastAsia="en-GB"/>
     </w:rPr>
   </w:style>
 </w:styles>
@@ -11105,6 +11406,7 @@
     <w:rsid w:val="00903FD1"/>
     <w:rsid w:val="00B6757A"/>
     <w:rsid w:val="00F7131E"/>
+    <w:rsid w:val="00FA380D"/>
   </w:rsids>
   <m:mathPr>
     <m:mathFont m:val="Cambria Math"/>
